--- a/hmseekr_readme.docx
+++ b/hmseekr_readme.docx
@@ -1,6 +1,6 @@
 
 <file path=word/document.xml><?xml version="1.0" encoding="utf-8"?>
-<w:document xmlns:wpc="http://schemas.microsoft.com/office/word/2010/wordprocessingCanvas" xmlns:cx="http://schemas.microsoft.com/office/drawing/2014/chartex" xmlns:cx1="http://schemas.microsoft.com/office/drawing/2015/9/8/chartex" xmlns:cx2="http://schemas.microsoft.com/office/drawing/2015/10/21/chartex" xmlns:cx3="http://schemas.microsoft.com/office/drawing/2016/5/9/chartex" xmlns:cx4="http://schemas.microsoft.com/office/drawing/2016/5/10/chartex" xmlns:cx5="http://schemas.microsoft.com/office/drawing/2016/5/11/chartex" xmlns:cx6="http://schemas.microsoft.com/office/drawing/2016/5/12/chartex" xmlns:cx7="http://schemas.microsoft.com/office/drawing/2016/5/13/chartex" xmlns:cx8="http://schemas.microsoft.com/office/drawing/2016/5/14/chartex" xmlns:mc="http://schemas.openxmlformats.org/markup-compatibility/2006" xmlns:aink="http://schemas.microsoft.com/office/drawing/2016/ink" xmlns:am3d="http://schemas.microsoft.com/office/drawing/2017/model3d" xmlns:o="urn:schemas-microsoft-com:office:office" xmlns:oel="http://schemas.microsoft.com/office/2019/extlst" xmlns:r="http://schemas.openxmlformats.org/officeDocument/2006/relationships" xmlns:m="http://schemas.openxmlformats.org/officeDocument/2006/math" xmlns:v="urn:schemas-microsoft-com:vml" xmlns:wp14="http://schemas.microsoft.com/office/word/2010/wordprocessingDrawing" xmlns:wp="http://schemas.openxmlformats.org/drawingml/2006/wordprocessingDrawing" xmlns:w10="urn:schemas-microsoft-com:office:word" xmlns:w="http://schemas.openxmlformats.org/wordprocessingml/2006/main" xmlns:w14="http://schemas.microsoft.com/office/word/2010/wordml" xmlns:w15="http://schemas.microsoft.com/office/word/2012/wordml" xmlns:w16cex="http://schemas.microsoft.com/office/word/2018/wordml/cex" xmlns:w16cid="http://schemas.microsoft.com/office/word/2016/wordml/cid" xmlns:w16="http://schemas.microsoft.com/office/word/2018/wordml" xmlns:w16sdtdh="http://schemas.microsoft.com/office/word/2020/wordml/sdtdatahash" xmlns:w16se="http://schemas.microsoft.com/office/word/2015/wordml/symex" xmlns:wpg="http://schemas.microsoft.com/office/word/2010/wordprocessingGroup" xmlns:wpi="http://schemas.microsoft.com/office/word/2010/wordprocessingInk" xmlns:wne="http://schemas.microsoft.com/office/word/2006/wordml" xmlns:wps="http://schemas.microsoft.com/office/word/2010/wordprocessingShape" mc:Ignorable="w14 w15 w16se w16cid w16 w16cex w16sdtdh wp14">
+<w:document xmlns:wpc="http://schemas.microsoft.com/office/word/2010/wordprocessingCanvas" xmlns:cx="http://schemas.microsoft.com/office/drawing/2014/chartex" xmlns:cx1="http://schemas.microsoft.com/office/drawing/2015/9/8/chartex" xmlns:cx2="http://schemas.microsoft.com/office/drawing/2015/10/21/chartex" xmlns:cx3="http://schemas.microsoft.com/office/drawing/2016/5/9/chartex" xmlns:cx4="http://schemas.microsoft.com/office/drawing/2016/5/10/chartex" xmlns:cx5="http://schemas.microsoft.com/office/drawing/2016/5/11/chartex" xmlns:cx6="http://schemas.microsoft.com/office/drawing/2016/5/12/chartex" xmlns:cx7="http://schemas.microsoft.com/office/drawing/2016/5/13/chartex" xmlns:cx8="http://schemas.microsoft.com/office/drawing/2016/5/14/chartex" xmlns:mc="http://schemas.openxmlformats.org/markup-compatibility/2006" xmlns:m="http://schemas.openxmlformats.org/officeDocument/2006/math" xmlns:aink="http://schemas.microsoft.com/office/drawing/2016/ink" xmlns:am3d="http://schemas.microsoft.com/office/drawing/2017/model3d" xmlns:oel="http://schemas.microsoft.com/office/2019/extlst" xmlns:r="http://schemas.openxmlformats.org/officeDocument/2006/relationships" xmlns:wp14="http://schemas.microsoft.com/office/word/2010/wordprocessingDrawing" xmlns:wp="http://schemas.openxmlformats.org/drawingml/2006/wordprocessingDrawing" xmlns:wpg="http://schemas.microsoft.com/office/word/2010/wordprocessingGroup" xmlns:wpi="http://schemas.microsoft.com/office/word/2010/wordprocessingInk" xmlns:wps="http://schemas.microsoft.com/office/word/2010/wordprocessingShape" xmlns:o="urn:schemas-microsoft-com:office:office" xmlns:v="urn:schemas-microsoft-com:vml" xmlns:w10="urn:schemas-microsoft-com:office:word" xmlns:w="http://schemas.openxmlformats.org/wordprocessingml/2006/main" xmlns:w14="http://schemas.microsoft.com/office/word/2010/wordml" xmlns:w15="http://schemas.microsoft.com/office/word/2012/wordml" xmlns:w16cex="http://schemas.microsoft.com/office/word/2018/wordml/cex" xmlns:w16cid="http://schemas.microsoft.com/office/word/2016/wordml/cid" xmlns:w16="http://schemas.microsoft.com/office/word/2018/wordml" xmlns:w16sdtdh="http://schemas.microsoft.com/office/word/2020/wordml/sdtdatahash" xmlns:w16sdtfl="http://schemas.microsoft.com/office/word/2024/wordml/sdtformatlock" xmlns:w16se="http://schemas.microsoft.com/office/word/2015/wordml/symex" xmlns:w16du="http://schemas.microsoft.com/office/word/2023/wordml/word16du" xmlns:wne="http://schemas.microsoft.com/office/word/2006/wordml" mc:Ignorable="w14 w15 w16se w16cid w16 w16cex w16sdtdh w16sdtfl w16du wp14">
   <w:body>
     <w:p>
       <w:pPr>
@@ -27,455 +27,743 @@
           <w:bCs/>
         </w:rPr>
       </w:pPr>
+      <w:proofErr w:type="spellStart"/>
       <w:r>
         <w:rPr>
           <w:rFonts w:ascii="Arial" w:hAnsi="Arial" w:cs="Arial"/>
           <w:b/>
           <w:bCs/>
         </w:rPr>
-        <w:t>gridsearch function for 78 queries</w:t>
-      </w:r>
-    </w:p>
-    <w:p>
-      <w:pPr>
-        <w:rPr>
-          <w:rFonts w:ascii="Arial" w:hAnsi="Arial" w:cs="Arial"/>
-        </w:rPr>
-      </w:pPr>
-      <w:r>
-        <w:rPr>
-          <w:rFonts w:ascii="Arial" w:hAnsi="Arial" w:cs="Arial"/>
-        </w:rPr>
-        <w:t xml:space="preserve">use seqs in </w:t>
-      </w:r>
-      <w:r>
-        <w:rPr>
-          <w:rFonts w:ascii="Arial" w:hAnsi="Arial" w:cs="Arial"/>
-          <w:highlight w:val="yellow"/>
-        </w:rPr>
-        <w:t>lncRNA_functional_domains_10_07_25.</w:t>
-      </w:r>
-      <w:r>
-        <w:rPr>
-          <w:rFonts w:ascii="Arial" w:hAnsi="Arial" w:cs="Arial"/>
-          <w:highlight w:val="yellow"/>
-        </w:rPr>
-        <w:t>xlsx</w:t>
-      </w:r>
-      <w:r>
-        <w:rPr>
-          <w:rFonts w:ascii="Arial" w:hAnsi="Arial" w:cs="Arial"/>
-        </w:rPr>
-        <w:t xml:space="preserve"> firstly do gridsearch and optimize transition prob</w:t>
-      </w:r>
-      <w:r>
-        <w:rPr>
-          <w:rFonts w:ascii="Arial" w:hAnsi="Arial" w:cs="Arial"/>
-        </w:rPr>
-        <w:t xml:space="preserve">. Save each query as an independent fasta file. Run gridsearch with </w:t>
-      </w:r>
-      <w:r>
-        <w:rPr>
-          <w:rFonts w:ascii="Arial" w:hAnsi="Arial" w:cs="Arial"/>
-        </w:rPr>
-        <w:t xml:space="preserve">all possible combination of query and null transition probabilities ranging from 0.9 to 0.99 with a step of 0.03. For queries with length less than 100nt, we set the minimal hit length as 25nt and maximal hit length as 800nt. For queries with length between 100nt and 200nt, we set minimal hit length as 50nt and maximal hit length as 1000nt. For queries with length between 200nt and 800nt, we set minimal hit length as approximately ¼ of the query length and maximal hit length as approximately 4 times of the query length. </w:t>
-      </w:r>
-      <w:r>
-        <w:rPr>
-          <w:rFonts w:ascii="Arial" w:hAnsi="Arial" w:cs="Arial"/>
-        </w:rPr>
-        <w:t xml:space="preserve">For queries with length greater than 800nt, we set the minimal acceptable hit length as 200 and maximal acceptable hit length as 6000. </w:t>
-      </w:r>
-      <w:r>
-        <w:rPr>
-          <w:rFonts w:ascii="Arial" w:hAnsi="Arial" w:cs="Arial"/>
-        </w:rPr>
-        <w:t>For HSat3_sense and HSat3_anitsense we set minimal hit length as 25 and maximal as 6000 to better capture the signature of short repeats.</w:t>
-      </w:r>
-    </w:p>
-    <w:p>
-      <w:pPr>
-        <w:rPr>
-          <w:rFonts w:ascii="Arial" w:hAnsi="Arial" w:cs="Arial"/>
-        </w:rPr>
-      </w:pPr>
-      <w:r>
-        <w:rPr>
-          <w:rFonts w:ascii="Arial" w:hAnsi="Arial" w:cs="Arial"/>
-          <w:highlight w:val="yellow"/>
-        </w:rPr>
         <w:t>gridsearch</w:t>
       </w:r>
-      <w:r>
-        <w:rPr>
-          <w:rFonts w:ascii="Arial" w:hAnsi="Arial" w:cs="Arial"/>
-          <w:highlight w:val="yellow"/>
-        </w:rPr>
-        <w:t>_functional</w:t>
-      </w:r>
-      <w:r>
-        <w:rPr>
-          <w:rFonts w:ascii="Arial" w:hAnsi="Arial" w:cs="Arial"/>
-          <w:highlight w:val="yellow"/>
-        </w:rPr>
-        <w:t>.sh</w:t>
-      </w:r>
-    </w:p>
-    <w:p>
-      <w:pPr>
-        <w:rPr>
-          <w:rFonts w:ascii="Arial" w:hAnsi="Arial" w:cs="Arial"/>
-        </w:rPr>
-      </w:pPr>
-      <w:r>
-        <w:rPr>
-          <w:rFonts w:ascii="Arial" w:hAnsi="Arial" w:cs="Arial"/>
-        </w:rPr>
-        <w:t xml:space="preserve">use </w:t>
-      </w:r>
-      <w:r>
-        <w:rPr>
-          <w:rFonts w:ascii="Arial" w:hAnsi="Arial" w:cs="Arial"/>
-          <w:highlight w:val="yellow"/>
-        </w:rPr>
-        <w:t>gridsearch_analysis.R</w:t>
-      </w:r>
-      <w:r>
-        <w:rPr>
-          <w:rFonts w:ascii="Arial" w:hAnsi="Arial" w:cs="Arial"/>
-        </w:rPr>
-        <w:t xml:space="preserve"> in gridsearch folder to analyze results</w:t>
-      </w:r>
-      <w:r>
-        <w:rPr>
-          <w:rFonts w:ascii="Arial" w:hAnsi="Arial" w:cs="Arial"/>
-        </w:rPr>
-        <w:t xml:space="preserve">. going thru all results and choose the best qT and nT  based on the highest top50_r_median and also its total_n is greater than the </w:t>
-      </w:r>
-      <w:r>
-        <w:rPr>
-          <w:rFonts w:ascii="Arial" w:hAnsi="Arial" w:cs="Arial"/>
-        </w:rPr>
-        <w:t>smaller</w:t>
-      </w:r>
-      <w:r>
-        <w:rPr>
-          <w:rFonts w:ascii="Arial" w:hAnsi="Arial" w:cs="Arial"/>
-        </w:rPr>
-        <w:t xml:space="preserve"> of 10000 and </w:t>
-      </w:r>
-      <w:r>
-        <w:rPr>
-          <w:rFonts w:ascii="Arial" w:hAnsi="Arial" w:cs="Arial"/>
-        </w:rPr>
-        <w:t xml:space="preserve">median of the total_n in that table. store the optimized qT and nT in </w:t>
-      </w:r>
-      <w:r>
-        <w:rPr>
-          <w:rFonts w:ascii="Arial" w:hAnsi="Arial" w:cs="Arial"/>
-          <w:highlight w:val="yellow"/>
-        </w:rPr>
-        <w:t>optimized_transit_p_</w:t>
-      </w:r>
-      <w:r>
-        <w:rPr>
-          <w:rFonts w:ascii="Arial" w:hAnsi="Arial" w:cs="Arial"/>
-          <w:highlight w:val="yellow"/>
-        </w:rPr>
-        <w:t>allfunc</w:t>
-      </w:r>
-      <w:r>
-        <w:rPr>
-          <w:rFonts w:ascii="Arial" w:hAnsi="Arial" w:cs="Arial"/>
-          <w:highlight w:val="yellow"/>
-        </w:rPr>
-        <w:t>.csv.</w:t>
-      </w:r>
-    </w:p>
-    <w:p>
-      <w:pPr>
-        <w:rPr>
-          <w:rFonts w:ascii="Arial" w:hAnsi="Arial" w:cs="Arial"/>
-          <w:highlight w:val="yellow"/>
-        </w:rPr>
-      </w:pPr>
-      <w:r>
-        <w:rPr>
-          <w:rFonts w:ascii="Arial" w:hAnsi="Arial" w:cs="Arial"/>
-        </w:rPr>
-        <w:t>store the</w:t>
-      </w:r>
-      <w:r>
-        <w:rPr>
-          <w:rFonts w:ascii="Arial" w:hAnsi="Arial" w:cs="Arial"/>
-        </w:rPr>
-        <w:t xml:space="preserve"> seq length</w:t>
-      </w:r>
-      <w:r>
-        <w:rPr>
-          <w:rFonts w:ascii="Arial" w:hAnsi="Arial" w:cs="Arial"/>
-        </w:rPr>
-        <w:t xml:space="preserve"> </w:t>
-      </w:r>
-      <w:r>
-        <w:rPr>
-          <w:rFonts w:ascii="Arial" w:hAnsi="Arial" w:cs="Arial"/>
-        </w:rPr>
-        <w:t>and</w:t>
-      </w:r>
-      <w:r>
-        <w:rPr>
-          <w:rFonts w:ascii="Arial" w:hAnsi="Arial" w:cs="Arial"/>
-        </w:rPr>
-        <w:t xml:space="preserve"> len filter</w:t>
-      </w:r>
-      <w:r>
-        <w:rPr>
-          <w:rFonts w:ascii="Arial" w:hAnsi="Arial" w:cs="Arial"/>
-        </w:rPr>
-        <w:t xml:space="preserve"> and transition parameters</w:t>
-      </w:r>
-      <w:r>
-        <w:rPr>
-          <w:rFonts w:ascii="Arial" w:hAnsi="Arial" w:cs="Arial"/>
-        </w:rPr>
-        <w:t xml:space="preserve"> in </w:t>
-      </w:r>
-      <w:r>
-        <w:rPr>
-          <w:rFonts w:ascii="Arial" w:hAnsi="Arial" w:cs="Arial"/>
-          <w:highlight w:val="yellow"/>
-        </w:rPr>
-        <w:t>gridsearch_</w:t>
-      </w:r>
-      <w:r>
-        <w:rPr>
-          <w:rFonts w:ascii="Arial" w:hAnsi="Arial" w:cs="Arial"/>
-          <w:highlight w:val="yellow"/>
-        </w:rPr>
-        <w:t>allinfo</w:t>
-      </w:r>
-      <w:r>
-        <w:rPr>
-          <w:rFonts w:ascii="Arial" w:hAnsi="Arial" w:cs="Arial"/>
-          <w:highlight w:val="yellow"/>
-        </w:rPr>
-        <w:t>.csv</w:t>
-      </w:r>
-    </w:p>
-    <w:p>
-      <w:pPr>
-        <w:rPr>
-          <w:rFonts w:ascii="Arial" w:hAnsi="Arial" w:cs="Arial"/>
-        </w:rPr>
-      </w:pPr>
-      <w:r>
-        <w:rPr>
-          <w:rFonts w:ascii="Arial" w:hAnsi="Arial" w:cs="Arial"/>
-        </w:rPr>
-        <w:t xml:space="preserve">use </w:t>
-      </w:r>
-      <w:r>
-        <w:rPr>
-          <w:rFonts w:ascii="Arial" w:hAnsi="Arial" w:cs="Arial"/>
-          <w:highlight w:val="yellow"/>
-        </w:rPr>
-        <w:t>XNM_kmers_train.py</w:t>
-      </w:r>
-      <w:r>
-        <w:rPr>
-          <w:rFonts w:ascii="Arial" w:hAnsi="Arial" w:cs="Arial"/>
-        </w:rPr>
-        <w:t xml:space="preserve"> to get kmers and train for the model. </w:t>
-      </w:r>
-      <w:r>
-        <w:rPr>
-          <w:rFonts w:ascii="Arial" w:hAnsi="Arial" w:cs="Arial"/>
-          <w:highlight w:val="yellow"/>
-        </w:rPr>
-        <w:t>using optimized qT and nT</w:t>
-      </w:r>
-      <w:r>
-        <w:rPr>
-          <w:rFonts w:ascii="Arial" w:hAnsi="Arial" w:cs="Arial"/>
-        </w:rPr>
-        <w:t xml:space="preserve"> from </w:t>
-      </w:r>
-      <w:r>
-        <w:rPr>
-          <w:rFonts w:ascii="Arial" w:hAnsi="Arial" w:cs="Arial"/>
-          <w:highlight w:val="yellow"/>
-        </w:rPr>
-        <w:t>optimized_transit_p_</w:t>
-      </w:r>
-      <w:r>
-        <w:rPr>
-          <w:rFonts w:ascii="Arial" w:hAnsi="Arial" w:cs="Arial"/>
-          <w:highlight w:val="yellow"/>
-        </w:rPr>
-        <w:t>allfunc</w:t>
-      </w:r>
-      <w:r>
-        <w:rPr>
-          <w:rFonts w:ascii="Arial" w:hAnsi="Arial" w:cs="Arial"/>
-          <w:highlight w:val="yellow"/>
-        </w:rPr>
-        <w:t>.csv</w:t>
-      </w:r>
-      <w:r>
-        <w:rPr>
-          <w:rFonts w:ascii="Arial" w:hAnsi="Arial" w:cs="Arial"/>
-        </w:rPr>
-        <w:t xml:space="preserve">. This needs to be done here as </w:t>
-      </w:r>
-      <w:r>
-        <w:rPr>
-          <w:rFonts w:ascii="Arial" w:hAnsi="Arial" w:cs="Arial"/>
-        </w:rPr>
-        <w:t xml:space="preserve">Fig2 </w:t>
-      </w:r>
-      <w:r>
-        <w:rPr>
-          <w:rFonts w:ascii="Arial" w:hAnsi="Arial" w:cs="Arial"/>
-        </w:rPr>
-        <w:t xml:space="preserve">would need the models to be set up. </w:t>
-      </w:r>
-    </w:p>
-    <w:p>
-      <w:pPr>
-        <w:rPr>
-          <w:rFonts w:ascii="Arial" w:hAnsi="Arial" w:cs="Arial"/>
-        </w:rPr>
-      </w:pPr>
-    </w:p>
-    <w:p>
-      <w:pPr>
+      <w:proofErr w:type="spellEnd"/>
+      <w:r>
         <w:rPr>
           <w:rFonts w:ascii="Arial" w:hAnsi="Arial" w:cs="Arial"/>
           <w:b/>
           <w:bCs/>
         </w:rPr>
-      </w:pPr>
-      <w:r>
+        <w:t xml:space="preserve"> function for 78 queries</w:t>
+      </w:r>
+    </w:p>
+    <w:p>
+      <w:pPr>
+        <w:rPr>
+          <w:rFonts w:ascii="Arial" w:hAnsi="Arial" w:cs="Arial"/>
+        </w:rPr>
+      </w:pPr>
+      <w:r>
+        <w:rPr>
+          <w:rFonts w:ascii="Arial" w:hAnsi="Arial" w:cs="Arial"/>
+        </w:rPr>
+        <w:t xml:space="preserve">use seqs in </w:t>
+      </w:r>
+      <w:r>
+        <w:rPr>
+          <w:rFonts w:ascii="Arial" w:hAnsi="Arial" w:cs="Arial"/>
+          <w:highlight w:val="yellow"/>
+        </w:rPr>
+        <w:t>lncRNA_functional_domains_10_07_25.</w:t>
+      </w:r>
+      <w:r>
+        <w:rPr>
+          <w:rFonts w:ascii="Arial" w:hAnsi="Arial" w:cs="Arial"/>
+          <w:highlight w:val="yellow"/>
+        </w:rPr>
+        <w:t>xlsx</w:t>
+      </w:r>
+      <w:r>
+        <w:rPr>
+          <w:rFonts w:ascii="Arial" w:hAnsi="Arial" w:cs="Arial"/>
+        </w:rPr>
+        <w:t xml:space="preserve"> firstly do </w:t>
+      </w:r>
+      <w:proofErr w:type="spellStart"/>
+      <w:r>
+        <w:rPr>
+          <w:rFonts w:ascii="Arial" w:hAnsi="Arial" w:cs="Arial"/>
+        </w:rPr>
+        <w:t>gridsearch</w:t>
+      </w:r>
+      <w:proofErr w:type="spellEnd"/>
+      <w:r>
+        <w:rPr>
+          <w:rFonts w:ascii="Arial" w:hAnsi="Arial" w:cs="Arial"/>
+        </w:rPr>
+        <w:t xml:space="preserve"> and optimize transition prob</w:t>
+      </w:r>
+      <w:r>
+        <w:rPr>
+          <w:rFonts w:ascii="Arial" w:hAnsi="Arial" w:cs="Arial"/>
+        </w:rPr>
+        <w:t xml:space="preserve">. Save each query as an independent </w:t>
+      </w:r>
+      <w:proofErr w:type="spellStart"/>
+      <w:r>
+        <w:rPr>
+          <w:rFonts w:ascii="Arial" w:hAnsi="Arial" w:cs="Arial"/>
+        </w:rPr>
+        <w:t>fasta</w:t>
+      </w:r>
+      <w:proofErr w:type="spellEnd"/>
+      <w:r>
+        <w:rPr>
+          <w:rFonts w:ascii="Arial" w:hAnsi="Arial" w:cs="Arial"/>
+        </w:rPr>
+        <w:t xml:space="preserve"> file. Run </w:t>
+      </w:r>
+      <w:proofErr w:type="spellStart"/>
+      <w:r>
+        <w:rPr>
+          <w:rFonts w:ascii="Arial" w:hAnsi="Arial" w:cs="Arial"/>
+        </w:rPr>
+        <w:t>gridsearch</w:t>
+      </w:r>
+      <w:proofErr w:type="spellEnd"/>
+      <w:r>
+        <w:rPr>
+          <w:rFonts w:ascii="Arial" w:hAnsi="Arial" w:cs="Arial"/>
+        </w:rPr>
+        <w:t xml:space="preserve"> with </w:t>
+      </w:r>
+      <w:r>
+        <w:rPr>
+          <w:rFonts w:ascii="Arial" w:hAnsi="Arial" w:cs="Arial"/>
+        </w:rPr>
+        <w:t xml:space="preserve">all possible combination of query and null transition probabilities ranging from 0.9 to 0.99 with a step of 0.03. For queries with length less than 100nt, we set the minimal hit length as 25nt and maximal hit length as 800nt. For queries with length between 100nt and 200nt, we set minimal hit length as 50nt and maximal hit length as 1000nt. For queries with length between 200nt and 800nt, we set minimal hit length as approximately ¼ of the query length and maximal hit length as approximately 4 times of the query length. </w:t>
+      </w:r>
+      <w:r>
+        <w:rPr>
+          <w:rFonts w:ascii="Arial" w:hAnsi="Arial" w:cs="Arial"/>
+        </w:rPr>
+        <w:t xml:space="preserve">For queries with length greater than 800nt, we set the minimal acceptable hit length as 200 and maximal acceptable hit length as 6000. </w:t>
+      </w:r>
+      <w:r>
+        <w:rPr>
+          <w:rFonts w:ascii="Arial" w:hAnsi="Arial" w:cs="Arial"/>
+        </w:rPr>
+        <w:t>For HSat3_sense and HSat3_anitsense we set minimal hit length as 25 and maximal as 6000 to better capture the signature of short repeats.</w:t>
+      </w:r>
+    </w:p>
+    <w:p>
+      <w:pPr>
+        <w:rPr>
+          <w:rFonts w:ascii="Arial" w:hAnsi="Arial" w:cs="Arial"/>
+        </w:rPr>
+      </w:pPr>
+      <w:r>
+        <w:rPr>
+          <w:rFonts w:ascii="Arial" w:hAnsi="Arial" w:cs="Arial"/>
+          <w:highlight w:val="yellow"/>
+        </w:rPr>
+        <w:t>gridsearch</w:t>
+      </w:r>
+      <w:r>
+        <w:rPr>
+          <w:rFonts w:ascii="Arial" w:hAnsi="Arial" w:cs="Arial"/>
+          <w:highlight w:val="yellow"/>
+        </w:rPr>
+        <w:t>_functional</w:t>
+      </w:r>
+      <w:r>
+        <w:rPr>
+          <w:rFonts w:ascii="Arial" w:hAnsi="Arial" w:cs="Arial"/>
+          <w:highlight w:val="yellow"/>
+        </w:rPr>
+        <w:t>.sh</w:t>
+      </w:r>
+    </w:p>
+    <w:p>
+      <w:pPr>
+        <w:rPr>
+          <w:rFonts w:ascii="Arial" w:hAnsi="Arial" w:cs="Arial"/>
+        </w:rPr>
+      </w:pPr>
+      <w:r>
+        <w:rPr>
+          <w:rFonts w:ascii="Arial" w:hAnsi="Arial" w:cs="Arial"/>
+        </w:rPr>
+        <w:t xml:space="preserve">use </w:t>
+      </w:r>
+      <w:proofErr w:type="spellStart"/>
+      <w:r>
+        <w:rPr>
+          <w:rFonts w:ascii="Arial" w:hAnsi="Arial" w:cs="Arial"/>
+          <w:highlight w:val="yellow"/>
+        </w:rPr>
+        <w:t>gridsearch_</w:t>
+      </w:r>
+      <w:proofErr w:type="gramStart"/>
+      <w:r>
+        <w:rPr>
+          <w:rFonts w:ascii="Arial" w:hAnsi="Arial" w:cs="Arial"/>
+          <w:highlight w:val="yellow"/>
+        </w:rPr>
+        <w:t>analysis.R</w:t>
+      </w:r>
+      <w:proofErr w:type="spellEnd"/>
+      <w:proofErr w:type="gramEnd"/>
+      <w:r>
+        <w:rPr>
+          <w:rFonts w:ascii="Arial" w:hAnsi="Arial" w:cs="Arial"/>
+        </w:rPr>
+        <w:t xml:space="preserve"> in </w:t>
+      </w:r>
+      <w:proofErr w:type="spellStart"/>
+      <w:r>
+        <w:rPr>
+          <w:rFonts w:ascii="Arial" w:hAnsi="Arial" w:cs="Arial"/>
+        </w:rPr>
+        <w:t>gridsearch</w:t>
+      </w:r>
+      <w:proofErr w:type="spellEnd"/>
+      <w:r>
+        <w:rPr>
+          <w:rFonts w:ascii="Arial" w:hAnsi="Arial" w:cs="Arial"/>
+        </w:rPr>
+        <w:t xml:space="preserve"> folder to analyze results</w:t>
+      </w:r>
+      <w:r>
+        <w:rPr>
+          <w:rFonts w:ascii="Arial" w:hAnsi="Arial" w:cs="Arial"/>
+        </w:rPr>
+        <w:t xml:space="preserve">. going thru all results and choose the best </w:t>
+      </w:r>
+      <w:proofErr w:type="spellStart"/>
+      <w:r>
+        <w:rPr>
+          <w:rFonts w:ascii="Arial" w:hAnsi="Arial" w:cs="Arial"/>
+        </w:rPr>
+        <w:t>qT</w:t>
+      </w:r>
+      <w:proofErr w:type="spellEnd"/>
+      <w:r>
+        <w:rPr>
+          <w:rFonts w:ascii="Arial" w:hAnsi="Arial" w:cs="Arial"/>
+        </w:rPr>
+        <w:t xml:space="preserve"> and </w:t>
+      </w:r>
+      <w:proofErr w:type="spellStart"/>
+      <w:proofErr w:type="gramStart"/>
+      <w:r>
+        <w:rPr>
+          <w:rFonts w:ascii="Arial" w:hAnsi="Arial" w:cs="Arial"/>
+        </w:rPr>
+        <w:t>nT</w:t>
+      </w:r>
+      <w:proofErr w:type="spellEnd"/>
+      <w:r>
+        <w:rPr>
+          <w:rFonts w:ascii="Arial" w:hAnsi="Arial" w:cs="Arial"/>
+        </w:rPr>
+        <w:t xml:space="preserve">  based</w:t>
+      </w:r>
+      <w:proofErr w:type="gramEnd"/>
+      <w:r>
+        <w:rPr>
+          <w:rFonts w:ascii="Arial" w:hAnsi="Arial" w:cs="Arial"/>
+        </w:rPr>
+        <w:t xml:space="preserve"> on the highest top50_r_median </w:t>
+      </w:r>
+      <w:proofErr w:type="gramStart"/>
+      <w:r>
+        <w:rPr>
+          <w:rFonts w:ascii="Arial" w:hAnsi="Arial" w:cs="Arial"/>
+        </w:rPr>
+        <w:t>and also</w:t>
+      </w:r>
+      <w:proofErr w:type="gramEnd"/>
+      <w:r>
+        <w:rPr>
+          <w:rFonts w:ascii="Arial" w:hAnsi="Arial" w:cs="Arial"/>
+        </w:rPr>
+        <w:t xml:space="preserve"> its </w:t>
+      </w:r>
+      <w:proofErr w:type="spellStart"/>
+      <w:r>
+        <w:rPr>
+          <w:rFonts w:ascii="Arial" w:hAnsi="Arial" w:cs="Arial"/>
+        </w:rPr>
+        <w:t>total_n</w:t>
+      </w:r>
+      <w:proofErr w:type="spellEnd"/>
+      <w:r>
+        <w:rPr>
+          <w:rFonts w:ascii="Arial" w:hAnsi="Arial" w:cs="Arial"/>
+        </w:rPr>
+        <w:t xml:space="preserve"> is greater than the </w:t>
+      </w:r>
+      <w:r>
+        <w:rPr>
+          <w:rFonts w:ascii="Arial" w:hAnsi="Arial" w:cs="Arial"/>
+        </w:rPr>
+        <w:t>smaller</w:t>
+      </w:r>
+      <w:r>
+        <w:rPr>
+          <w:rFonts w:ascii="Arial" w:hAnsi="Arial" w:cs="Arial"/>
+        </w:rPr>
+        <w:t xml:space="preserve"> of 10000 and </w:t>
+      </w:r>
+      <w:r>
+        <w:rPr>
+          <w:rFonts w:ascii="Arial" w:hAnsi="Arial" w:cs="Arial"/>
+        </w:rPr>
+        <w:t xml:space="preserve">median of the </w:t>
+      </w:r>
+      <w:proofErr w:type="spellStart"/>
+      <w:r>
+        <w:rPr>
+          <w:rFonts w:ascii="Arial" w:hAnsi="Arial" w:cs="Arial"/>
+        </w:rPr>
+        <w:t>total_n</w:t>
+      </w:r>
+      <w:proofErr w:type="spellEnd"/>
+      <w:r>
+        <w:rPr>
+          <w:rFonts w:ascii="Arial" w:hAnsi="Arial" w:cs="Arial"/>
+        </w:rPr>
+        <w:t xml:space="preserve"> in that table. store the optimized </w:t>
+      </w:r>
+      <w:proofErr w:type="spellStart"/>
+      <w:r>
+        <w:rPr>
+          <w:rFonts w:ascii="Arial" w:hAnsi="Arial" w:cs="Arial"/>
+        </w:rPr>
+        <w:t>qT</w:t>
+      </w:r>
+      <w:proofErr w:type="spellEnd"/>
+      <w:r>
+        <w:rPr>
+          <w:rFonts w:ascii="Arial" w:hAnsi="Arial" w:cs="Arial"/>
+        </w:rPr>
+        <w:t xml:space="preserve"> and </w:t>
+      </w:r>
+      <w:proofErr w:type="spellStart"/>
+      <w:r>
+        <w:rPr>
+          <w:rFonts w:ascii="Arial" w:hAnsi="Arial" w:cs="Arial"/>
+        </w:rPr>
+        <w:t>nT</w:t>
+      </w:r>
+      <w:proofErr w:type="spellEnd"/>
+      <w:r>
+        <w:rPr>
+          <w:rFonts w:ascii="Arial" w:hAnsi="Arial" w:cs="Arial"/>
+        </w:rPr>
+        <w:t xml:space="preserve"> in </w:t>
+      </w:r>
+      <w:r>
+        <w:rPr>
+          <w:rFonts w:ascii="Arial" w:hAnsi="Arial" w:cs="Arial"/>
+          <w:highlight w:val="yellow"/>
+        </w:rPr>
+        <w:t>optimized_transit_p_</w:t>
+      </w:r>
+      <w:r>
+        <w:rPr>
+          <w:rFonts w:ascii="Arial" w:hAnsi="Arial" w:cs="Arial"/>
+          <w:highlight w:val="yellow"/>
+        </w:rPr>
+        <w:t>allfunc</w:t>
+      </w:r>
+      <w:r>
+        <w:rPr>
+          <w:rFonts w:ascii="Arial" w:hAnsi="Arial" w:cs="Arial"/>
+          <w:highlight w:val="yellow"/>
+        </w:rPr>
+        <w:t>.csv.</w:t>
+      </w:r>
+    </w:p>
+    <w:p>
+      <w:pPr>
+        <w:rPr>
+          <w:rFonts w:ascii="Arial" w:hAnsi="Arial" w:cs="Arial"/>
+          <w:highlight w:val="yellow"/>
+        </w:rPr>
+      </w:pPr>
+      <w:r>
+        <w:rPr>
+          <w:rFonts w:ascii="Arial" w:hAnsi="Arial" w:cs="Arial"/>
+        </w:rPr>
+        <w:t>store the</w:t>
+      </w:r>
+      <w:r>
+        <w:rPr>
+          <w:rFonts w:ascii="Arial" w:hAnsi="Arial" w:cs="Arial"/>
+        </w:rPr>
+        <w:t xml:space="preserve"> seq length</w:t>
+      </w:r>
+      <w:r>
+        <w:rPr>
+          <w:rFonts w:ascii="Arial" w:hAnsi="Arial" w:cs="Arial"/>
+        </w:rPr>
+        <w:t xml:space="preserve"> </w:t>
+      </w:r>
+      <w:r>
+        <w:rPr>
+          <w:rFonts w:ascii="Arial" w:hAnsi="Arial" w:cs="Arial"/>
+        </w:rPr>
+        <w:t>and</w:t>
+      </w:r>
+      <w:r>
+        <w:rPr>
+          <w:rFonts w:ascii="Arial" w:hAnsi="Arial" w:cs="Arial"/>
+        </w:rPr>
+        <w:t xml:space="preserve"> </w:t>
+      </w:r>
+      <w:proofErr w:type="spellStart"/>
+      <w:r>
+        <w:rPr>
+          <w:rFonts w:ascii="Arial" w:hAnsi="Arial" w:cs="Arial"/>
+        </w:rPr>
+        <w:t>len</w:t>
+      </w:r>
+      <w:proofErr w:type="spellEnd"/>
+      <w:r>
+        <w:rPr>
+          <w:rFonts w:ascii="Arial" w:hAnsi="Arial" w:cs="Arial"/>
+        </w:rPr>
+        <w:t xml:space="preserve"> filter</w:t>
+      </w:r>
+      <w:r>
+        <w:rPr>
+          <w:rFonts w:ascii="Arial" w:hAnsi="Arial" w:cs="Arial"/>
+        </w:rPr>
+        <w:t xml:space="preserve"> and transition parameters</w:t>
+      </w:r>
+      <w:r>
+        <w:rPr>
+          <w:rFonts w:ascii="Arial" w:hAnsi="Arial" w:cs="Arial"/>
+        </w:rPr>
+        <w:t xml:space="preserve"> in </w:t>
+      </w:r>
+      <w:r>
+        <w:rPr>
+          <w:rFonts w:ascii="Arial" w:hAnsi="Arial" w:cs="Arial"/>
+          <w:highlight w:val="yellow"/>
+        </w:rPr>
+        <w:t>gridsearch_</w:t>
+      </w:r>
+      <w:r>
+        <w:rPr>
+          <w:rFonts w:ascii="Arial" w:hAnsi="Arial" w:cs="Arial"/>
+          <w:highlight w:val="yellow"/>
+        </w:rPr>
+        <w:t>allinfo</w:t>
+      </w:r>
+      <w:r>
+        <w:rPr>
+          <w:rFonts w:ascii="Arial" w:hAnsi="Arial" w:cs="Arial"/>
+          <w:highlight w:val="yellow"/>
+        </w:rPr>
+        <w:t>.csv</w:t>
+      </w:r>
+    </w:p>
+    <w:p>
+      <w:pPr>
+        <w:rPr>
+          <w:rFonts w:ascii="Arial" w:hAnsi="Arial" w:cs="Arial"/>
+        </w:rPr>
+      </w:pPr>
+      <w:r>
+        <w:rPr>
+          <w:rFonts w:ascii="Arial" w:hAnsi="Arial" w:cs="Arial"/>
+        </w:rPr>
+        <w:t xml:space="preserve">use </w:t>
+      </w:r>
+      <w:r>
+        <w:rPr>
+          <w:rFonts w:ascii="Arial" w:hAnsi="Arial" w:cs="Arial"/>
+          <w:highlight w:val="yellow"/>
+        </w:rPr>
+        <w:t>XNM_kmers_train.py</w:t>
+      </w:r>
+      <w:r>
+        <w:rPr>
+          <w:rFonts w:ascii="Arial" w:hAnsi="Arial" w:cs="Arial"/>
+        </w:rPr>
+        <w:t xml:space="preserve"> to get </w:t>
+      </w:r>
+      <w:proofErr w:type="spellStart"/>
+      <w:r>
+        <w:rPr>
+          <w:rFonts w:ascii="Arial" w:hAnsi="Arial" w:cs="Arial"/>
+        </w:rPr>
+        <w:t>kmers</w:t>
+      </w:r>
+      <w:proofErr w:type="spellEnd"/>
+      <w:r>
+        <w:rPr>
+          <w:rFonts w:ascii="Arial" w:hAnsi="Arial" w:cs="Arial"/>
+        </w:rPr>
+        <w:t xml:space="preserve"> and train for the model. </w:t>
+      </w:r>
+      <w:r>
+        <w:rPr>
+          <w:rFonts w:ascii="Arial" w:hAnsi="Arial" w:cs="Arial"/>
+          <w:highlight w:val="yellow"/>
+        </w:rPr>
+        <w:t xml:space="preserve">using optimized </w:t>
+      </w:r>
+      <w:proofErr w:type="spellStart"/>
+      <w:r>
+        <w:rPr>
+          <w:rFonts w:ascii="Arial" w:hAnsi="Arial" w:cs="Arial"/>
+          <w:highlight w:val="yellow"/>
+        </w:rPr>
+        <w:t>qT</w:t>
+      </w:r>
+      <w:proofErr w:type="spellEnd"/>
+      <w:r>
+        <w:rPr>
+          <w:rFonts w:ascii="Arial" w:hAnsi="Arial" w:cs="Arial"/>
+          <w:highlight w:val="yellow"/>
+        </w:rPr>
+        <w:t xml:space="preserve"> and </w:t>
+      </w:r>
+      <w:proofErr w:type="spellStart"/>
+      <w:r>
+        <w:rPr>
+          <w:rFonts w:ascii="Arial" w:hAnsi="Arial" w:cs="Arial"/>
+          <w:highlight w:val="yellow"/>
+        </w:rPr>
+        <w:t>nT</w:t>
+      </w:r>
+      <w:proofErr w:type="spellEnd"/>
+      <w:r>
+        <w:rPr>
+          <w:rFonts w:ascii="Arial" w:hAnsi="Arial" w:cs="Arial"/>
+        </w:rPr>
+        <w:t xml:space="preserve"> from </w:t>
+      </w:r>
+      <w:r>
+        <w:rPr>
+          <w:rFonts w:ascii="Arial" w:hAnsi="Arial" w:cs="Arial"/>
+          <w:highlight w:val="yellow"/>
+        </w:rPr>
+        <w:t>optimized_transit_p_</w:t>
+      </w:r>
+      <w:r>
+        <w:rPr>
+          <w:rFonts w:ascii="Arial" w:hAnsi="Arial" w:cs="Arial"/>
+          <w:highlight w:val="yellow"/>
+        </w:rPr>
+        <w:t>allfunc</w:t>
+      </w:r>
+      <w:r>
+        <w:rPr>
+          <w:rFonts w:ascii="Arial" w:hAnsi="Arial" w:cs="Arial"/>
+          <w:highlight w:val="yellow"/>
+        </w:rPr>
+        <w:t>.csv</w:t>
+      </w:r>
+      <w:r>
+        <w:rPr>
+          <w:rFonts w:ascii="Arial" w:hAnsi="Arial" w:cs="Arial"/>
+        </w:rPr>
+        <w:t xml:space="preserve">. This needs to be done here as </w:t>
+      </w:r>
+      <w:r>
+        <w:rPr>
+          <w:rFonts w:ascii="Arial" w:hAnsi="Arial" w:cs="Arial"/>
+        </w:rPr>
+        <w:t xml:space="preserve">Fig2 </w:t>
+      </w:r>
+      <w:r>
+        <w:rPr>
+          <w:rFonts w:ascii="Arial" w:hAnsi="Arial" w:cs="Arial"/>
+        </w:rPr>
+        <w:t xml:space="preserve">would need the models to be set up. </w:t>
+      </w:r>
+    </w:p>
+    <w:p>
+      <w:pPr>
+        <w:rPr>
+          <w:rFonts w:ascii="Arial" w:hAnsi="Arial" w:cs="Arial"/>
+        </w:rPr>
+      </w:pPr>
+    </w:p>
+    <w:p>
+      <w:pPr>
         <w:rPr>
           <w:rFonts w:ascii="Arial" w:hAnsi="Arial" w:cs="Arial"/>
           <w:b/>
           <w:bCs/>
         </w:rPr>
-        <w:t>Fig2_random_insertion</w:t>
-      </w:r>
-    </w:p>
-    <w:p>
-      <w:pPr>
-        <w:rPr>
-          <w:rFonts w:ascii="Arial" w:hAnsi="Arial" w:cs="Arial"/>
-        </w:rPr>
-      </w:pPr>
-      <w:r>
-        <w:rPr>
-          <w:rFonts w:ascii="Arial" w:hAnsi="Arial" w:cs="Arial"/>
-        </w:rPr>
-        <w:t xml:space="preserve">for XNM chunks, insert them randomly into a transcript among unsplice pool, and then do findhits_condE on the transcript, test what is the percentage the insertion got identified. </w:t>
-      </w:r>
-    </w:p>
-    <w:p>
-      <w:pPr>
-        <w:rPr>
-          <w:rFonts w:ascii="Arial" w:hAnsi="Arial" w:cs="Arial"/>
-          <w:highlight w:val="yellow"/>
-        </w:rPr>
-      </w:pPr>
-      <w:r>
-        <w:rPr>
-          <w:rFonts w:ascii="Arial" w:hAnsi="Arial" w:cs="Arial"/>
-          <w:highlight w:val="yellow"/>
-        </w:rPr>
-        <w:t>code: test_recovery.py</w:t>
-      </w:r>
-    </w:p>
-    <w:p>
-      <w:pPr>
-        <w:rPr>
-          <w:rFonts w:ascii="Arial" w:hAnsi="Arial" w:cs="Arial"/>
-        </w:rPr>
-      </w:pPr>
-      <w:r>
-        <w:rPr>
-          <w:rFonts w:ascii="Arial" w:hAnsi="Arial" w:cs="Arial"/>
-        </w:rPr>
-        <w:t>randomly insert XNM chunks back to the genome but mutate 10-50% of the sequence</w:t>
-      </w:r>
-      <w:r>
-        <w:rPr>
-          <w:rFonts w:ascii="Arial" w:hAnsi="Arial" w:cs="Arial"/>
-        </w:rPr>
-        <w:t xml:space="preserve"> by randomly select 10-50% of the positions in the sequence, and randomly change the original nucleotide into the other 3 bases</w:t>
-      </w:r>
-      <w:r>
-        <w:rPr>
-          <w:rFonts w:ascii="Arial" w:hAnsi="Arial" w:cs="Arial"/>
-        </w:rPr>
-        <w:t>. and check the recovery rate and percentage.</w:t>
-      </w:r>
-    </w:p>
-    <w:p>
-      <w:pPr>
-        <w:rPr>
-          <w:rFonts w:ascii="Arial" w:hAnsi="Arial" w:cs="Arial"/>
-        </w:rPr>
-      </w:pPr>
-      <w:r>
-        <w:rPr>
-          <w:rFonts w:ascii="Arial" w:hAnsi="Arial" w:cs="Arial"/>
-          <w:highlight w:val="yellow"/>
-        </w:rPr>
-        <w:t>mutate_recovery_10/20/30/40/50.py</w:t>
-      </w:r>
-    </w:p>
-    <w:p>
-      <w:pPr>
-        <w:rPr>
-          <w:rFonts w:ascii="Arial" w:hAnsi="Arial" w:cs="Arial"/>
-        </w:rPr>
-      </w:pPr>
-      <w:r>
-        <w:rPr>
-          <w:rFonts w:ascii="Arial" w:hAnsi="Arial" w:cs="Arial"/>
-          <w:highlight w:val="yellow"/>
-        </w:rPr>
-        <w:t>plot_mut_recover.R to plot</w:t>
-      </w:r>
-    </w:p>
-    <w:p>
-      <w:pPr>
-        <w:rPr>
-          <w:rFonts w:ascii="Arial" w:hAnsi="Arial" w:cs="Arial"/>
-        </w:rPr>
-      </w:pPr>
-    </w:p>
-    <w:p>
-      <w:pPr>
+      </w:pPr>
+      <w:r>
         <w:rPr>
           <w:rFonts w:ascii="Arial" w:hAnsi="Arial" w:cs="Arial"/>
           <w:b/>
           <w:bCs/>
         </w:rPr>
-      </w:pPr>
-      <w:r>
+        <w:t>Fig2_random_insertion</w:t>
+      </w:r>
+    </w:p>
+    <w:p>
+      <w:pPr>
+        <w:rPr>
+          <w:rFonts w:ascii="Arial" w:hAnsi="Arial" w:cs="Arial"/>
+        </w:rPr>
+      </w:pPr>
+      <w:r>
+        <w:rPr>
+          <w:rFonts w:ascii="Arial" w:hAnsi="Arial" w:cs="Arial"/>
+        </w:rPr>
+        <w:t xml:space="preserve">for XNM chunks, insert them randomly into a transcript among </w:t>
+      </w:r>
+      <w:proofErr w:type="spellStart"/>
+      <w:r>
+        <w:rPr>
+          <w:rFonts w:ascii="Arial" w:hAnsi="Arial" w:cs="Arial"/>
+        </w:rPr>
+        <w:t>unsplice</w:t>
+      </w:r>
+      <w:proofErr w:type="spellEnd"/>
+      <w:r>
+        <w:rPr>
+          <w:rFonts w:ascii="Arial" w:hAnsi="Arial" w:cs="Arial"/>
+        </w:rPr>
+        <w:t xml:space="preserve"> pool, and then do </w:t>
+      </w:r>
+      <w:proofErr w:type="spellStart"/>
+      <w:r>
+        <w:rPr>
+          <w:rFonts w:ascii="Arial" w:hAnsi="Arial" w:cs="Arial"/>
+        </w:rPr>
+        <w:t>findhits_condE</w:t>
+      </w:r>
+      <w:proofErr w:type="spellEnd"/>
+      <w:r>
+        <w:rPr>
+          <w:rFonts w:ascii="Arial" w:hAnsi="Arial" w:cs="Arial"/>
+        </w:rPr>
+        <w:t xml:space="preserve"> on the transcript, test what is the percentage the insertion got identified. </w:t>
+      </w:r>
+    </w:p>
+    <w:p>
+      <w:pPr>
+        <w:rPr>
+          <w:rFonts w:ascii="Arial" w:hAnsi="Arial" w:cs="Arial"/>
+          <w:highlight w:val="yellow"/>
+        </w:rPr>
+      </w:pPr>
+      <w:r>
+        <w:rPr>
+          <w:rFonts w:ascii="Arial" w:hAnsi="Arial" w:cs="Arial"/>
+          <w:highlight w:val="yellow"/>
+        </w:rPr>
+        <w:t>code: test_recovery.py</w:t>
+      </w:r>
+    </w:p>
+    <w:p>
+      <w:pPr>
+        <w:rPr>
+          <w:rFonts w:ascii="Arial" w:hAnsi="Arial" w:cs="Arial"/>
+        </w:rPr>
+      </w:pPr>
+      <w:r>
+        <w:rPr>
+          <w:rFonts w:ascii="Arial" w:hAnsi="Arial" w:cs="Arial"/>
+        </w:rPr>
+        <w:t>randomly insert XNM chunks back to the genome but mutate 10-50% of the sequence</w:t>
+      </w:r>
+      <w:r>
+        <w:rPr>
+          <w:rFonts w:ascii="Arial" w:hAnsi="Arial" w:cs="Arial"/>
+        </w:rPr>
+        <w:t xml:space="preserve"> by randomly select 10-50% of the positions in the </w:t>
+      </w:r>
+      <w:proofErr w:type="gramStart"/>
+      <w:r>
+        <w:rPr>
+          <w:rFonts w:ascii="Arial" w:hAnsi="Arial" w:cs="Arial"/>
+        </w:rPr>
+        <w:t>sequence, and</w:t>
+      </w:r>
+      <w:proofErr w:type="gramEnd"/>
+      <w:r>
+        <w:rPr>
+          <w:rFonts w:ascii="Arial" w:hAnsi="Arial" w:cs="Arial"/>
+        </w:rPr>
+        <w:t xml:space="preserve"> randomly change the original nucleotide into the other 3 bases</w:t>
+      </w:r>
+      <w:r>
+        <w:rPr>
+          <w:rFonts w:ascii="Arial" w:hAnsi="Arial" w:cs="Arial"/>
+        </w:rPr>
+        <w:t>. and check the recovery rate and percentage.</w:t>
+      </w:r>
+    </w:p>
+    <w:p>
+      <w:pPr>
+        <w:rPr>
+          <w:rFonts w:ascii="Arial" w:hAnsi="Arial" w:cs="Arial"/>
+        </w:rPr>
+      </w:pPr>
+      <w:r>
+        <w:rPr>
+          <w:rFonts w:ascii="Arial" w:hAnsi="Arial" w:cs="Arial"/>
+          <w:highlight w:val="yellow"/>
+        </w:rPr>
+        <w:t>mutate_recovery_10/20/30/40/50.py</w:t>
+      </w:r>
+    </w:p>
+    <w:p>
+      <w:pPr>
+        <w:rPr>
+          <w:rFonts w:ascii="Arial" w:hAnsi="Arial" w:cs="Arial"/>
+        </w:rPr>
+      </w:pPr>
+      <w:proofErr w:type="spellStart"/>
+      <w:r>
+        <w:rPr>
+          <w:rFonts w:ascii="Arial" w:hAnsi="Arial" w:cs="Arial"/>
+          <w:highlight w:val="yellow"/>
+        </w:rPr>
+        <w:t>plot_mut_</w:t>
+      </w:r>
+      <w:proofErr w:type="gramStart"/>
+      <w:r>
+        <w:rPr>
+          <w:rFonts w:ascii="Arial" w:hAnsi="Arial" w:cs="Arial"/>
+          <w:highlight w:val="yellow"/>
+        </w:rPr>
+        <w:t>recover.R</w:t>
+      </w:r>
+      <w:proofErr w:type="spellEnd"/>
+      <w:proofErr w:type="gramEnd"/>
+      <w:r>
+        <w:rPr>
+          <w:rFonts w:ascii="Arial" w:hAnsi="Arial" w:cs="Arial"/>
+          <w:highlight w:val="yellow"/>
+        </w:rPr>
+        <w:t xml:space="preserve"> to plot</w:t>
+      </w:r>
+    </w:p>
+    <w:p>
+      <w:pPr>
+        <w:rPr>
+          <w:rFonts w:ascii="Arial" w:hAnsi="Arial" w:cs="Arial"/>
+        </w:rPr>
+      </w:pPr>
+    </w:p>
+    <w:p>
+      <w:pPr>
         <w:rPr>
           <w:rFonts w:ascii="Arial" w:hAnsi="Arial" w:cs="Arial"/>
           <w:b/>
           <w:bCs/>
         </w:rPr>
-        <w:t>Fig3AB</w:t>
-      </w:r>
+      </w:pPr>
       <w:r>
         <w:rPr>
           <w:rFonts w:ascii="Arial" w:hAnsi="Arial" w:cs="Arial"/>
           <w:b/>
           <w:bCs/>
         </w:rPr>
-        <w:t>Fig4A</w:t>
+        <w:t>Fig3AB</w:t>
       </w:r>
       <w:r>
         <w:rPr>
@@ -483,6 +771,14 @@
           <w:b/>
           <w:bCs/>
         </w:rPr>
+        <w:t>Fig4A</w:t>
+      </w:r>
+      <w:r>
+        <w:rPr>
+          <w:rFonts w:ascii="Arial" w:hAnsi="Arial" w:cs="Arial"/>
+          <w:b/>
+          <w:bCs/>
+        </w:rPr>
         <w:t>_individual_protein_interaction</w:t>
       </w:r>
     </w:p>
@@ -496,7 +792,21 @@
         <w:rPr>
           <w:rFonts w:ascii="Arial" w:hAnsi="Arial" w:cs="Arial"/>
         </w:rPr>
-        <w:t xml:space="preserve">For the eCLIP assay target/RBP experiment files: </w:t>
+        <w:t xml:space="preserve">For the </w:t>
+      </w:r>
+      <w:proofErr w:type="spellStart"/>
+      <w:r>
+        <w:rPr>
+          <w:rFonts w:ascii="Arial" w:hAnsi="Arial" w:cs="Arial"/>
+        </w:rPr>
+        <w:t>eCLIP</w:t>
+      </w:r>
+      <w:proofErr w:type="spellEnd"/>
+      <w:r>
+        <w:rPr>
+          <w:rFonts w:ascii="Arial" w:hAnsi="Arial" w:cs="Arial"/>
+        </w:rPr>
+        <w:t xml:space="preserve"> assay target/RBP experiment files: </w:t>
       </w:r>
     </w:p>
     <w:p>
@@ -516,7 +826,23 @@
           <w:rFonts w:ascii="Arial" w:hAnsi="Arial" w:cs="Arial"/>
           <w:highlight w:val="yellow"/>
         </w:rPr>
-        <w:t>139 RBP bams and 1 control bam</w:t>
+        <w:t xml:space="preserve">139 RBP </w:t>
+      </w:r>
+      <w:proofErr w:type="spellStart"/>
+      <w:r>
+        <w:rPr>
+          <w:rFonts w:ascii="Arial" w:hAnsi="Arial" w:cs="Arial"/>
+          <w:highlight w:val="yellow"/>
+        </w:rPr>
+        <w:t>bams</w:t>
+      </w:r>
+      <w:proofErr w:type="spellEnd"/>
+      <w:r>
+        <w:rPr>
+          <w:rFonts w:ascii="Arial" w:hAnsi="Arial" w:cs="Arial"/>
+          <w:highlight w:val="yellow"/>
+        </w:rPr>
+        <w:t xml:space="preserve"> and 1 control bam</w:t>
       </w:r>
       <w:r>
         <w:rPr>
@@ -548,8 +874,37 @@
         <w:rPr>
           <w:rFonts w:ascii="Arial" w:hAnsi="Arial" w:cs="Arial"/>
         </w:rPr>
-        <w:t xml:space="preserve">then multicov count of all eCLIP data over the XNM chunk regions saved in </w:t>
-      </w:r>
+        <w:t xml:space="preserve">then </w:t>
+      </w:r>
+      <w:proofErr w:type="spellStart"/>
+      <w:r>
+        <w:rPr>
+          <w:rFonts w:ascii="Arial" w:hAnsi="Arial" w:cs="Arial"/>
+        </w:rPr>
+        <w:t>multicov</w:t>
+      </w:r>
+      <w:proofErr w:type="spellEnd"/>
+      <w:r>
+        <w:rPr>
+          <w:rFonts w:ascii="Arial" w:hAnsi="Arial" w:cs="Arial"/>
+        </w:rPr>
+        <w:t xml:space="preserve"> count of all </w:t>
+      </w:r>
+      <w:proofErr w:type="spellStart"/>
+      <w:r>
+        <w:rPr>
+          <w:rFonts w:ascii="Arial" w:hAnsi="Arial" w:cs="Arial"/>
+        </w:rPr>
+        <w:t>eCLIP</w:t>
+      </w:r>
+      <w:proofErr w:type="spellEnd"/>
+      <w:r>
+        <w:rPr>
+          <w:rFonts w:ascii="Arial" w:hAnsi="Arial" w:cs="Arial"/>
+        </w:rPr>
+        <w:t xml:space="preserve"> data over the XNM chunk regions saved in </w:t>
+      </w:r>
+      <w:proofErr w:type="spellStart"/>
       <w:r>
         <w:rPr>
           <w:rFonts w:ascii="Arial" w:hAnsi="Arial" w:cs="Arial"/>
@@ -557,6 +912,7 @@
         </w:rPr>
         <w:t>XNM_chunk_bedfile.bed</w:t>
       </w:r>
+      <w:proofErr w:type="spellEnd"/>
       <w:r>
         <w:rPr>
           <w:rFonts w:ascii="Arial" w:hAnsi="Arial" w:cs="Arial"/>
@@ -589,6 +945,7 @@
         </w:rPr>
         <w:t xml:space="preserve">analyze results with </w:t>
       </w:r>
+      <w:proofErr w:type="spellStart"/>
       <w:r>
         <w:rPr>
           <w:rFonts w:ascii="Arial" w:hAnsi="Arial" w:cs="Arial"/>
@@ -596,6 +953,7 @@
         </w:rPr>
         <w:t>multicov_RBPanalysis_XNM.R</w:t>
       </w:r>
+      <w:proofErr w:type="spellEnd"/>
       <w:r>
         <w:rPr>
           <w:rFonts w:ascii="Arial" w:hAnsi="Arial" w:cs="Arial"/>
@@ -612,7 +970,21 @@
         <w:rPr>
           <w:rFonts w:ascii="Arial" w:hAnsi="Arial" w:cs="Arial"/>
         </w:rPr>
-        <w:t xml:space="preserve">) and fold change (RBPrpm/control rpm) of each RBP over the XNM chunks. Filter and only keep the RBP with control normalized rpm&gt;2 and fold change &gt;2, then order based on control normalized rpm. Get top5 ranked RBP if after the filter there are more than 5 RBP left, if less than 5RBP left, then output all left RBP. Save for each XNM chunk its top5 RBP name, top5 RBP control normalized rpm, top5RBP fold change and all control normalized rpm for 139 RBPs. </w:t>
+        <w:t>) and fold change (</w:t>
+      </w:r>
+      <w:proofErr w:type="spellStart"/>
+      <w:r>
+        <w:rPr>
+          <w:rFonts w:ascii="Arial" w:hAnsi="Arial" w:cs="Arial"/>
+        </w:rPr>
+        <w:t>RBPrpm</w:t>
+      </w:r>
+      <w:proofErr w:type="spellEnd"/>
+      <w:r>
+        <w:rPr>
+          <w:rFonts w:ascii="Arial" w:hAnsi="Arial" w:cs="Arial"/>
+        </w:rPr>
+        <w:t xml:space="preserve">/control rpm) of each RBP over the XNM chunks. Filter and only keep the RBP with control normalized rpm&gt;2 and fold change &gt;2, then order based on control normalized rpm. Get top5 ranked RBP if after the filter there are more than 5 RBP left, if less than 5RBP left, then output all left RBP. Save for each XNM chunk its top5 RBP name, top5 RBP control normalized rpm, top5RBP fold change and all control normalized rpm for 139 RBPs. </w:t>
       </w:r>
       <w:r>
         <w:rPr>
@@ -652,7 +1024,14 @@
         <w:rPr>
           <w:rFonts w:ascii="Arial" w:hAnsi="Arial" w:cs="Arial"/>
         </w:rPr>
-        <w:t xml:space="preserve"> to submit the findhits</w:t>
+        <w:t xml:space="preserve"> to submit the </w:t>
+      </w:r>
+      <w:proofErr w:type="spellStart"/>
+      <w:r>
+        <w:rPr>
+          <w:rFonts w:ascii="Arial" w:hAnsi="Arial" w:cs="Arial"/>
+        </w:rPr>
+        <w:t>findhits</w:t>
       </w:r>
       <w:r>
         <w:rPr>
@@ -660,6 +1039,7 @@
         </w:rPr>
         <w:t>_condE</w:t>
       </w:r>
+      <w:proofErr w:type="spellEnd"/>
       <w:r>
         <w:rPr>
           <w:rFonts w:ascii="Arial" w:hAnsi="Arial" w:cs="Arial"/>
@@ -676,7 +1056,21 @@
         <w:rPr>
           <w:rFonts w:ascii="Arial" w:hAnsi="Arial" w:cs="Arial"/>
         </w:rPr>
-        <w:t xml:space="preserve"> chunks individually for the unspliced pool:</w:t>
+        <w:t xml:space="preserve"> chunks individually for the </w:t>
+      </w:r>
+      <w:proofErr w:type="spellStart"/>
+      <w:r>
+        <w:rPr>
+          <w:rFonts w:ascii="Arial" w:hAnsi="Arial" w:cs="Arial"/>
+        </w:rPr>
+        <w:t>unspliced</w:t>
+      </w:r>
+      <w:proofErr w:type="spellEnd"/>
+      <w:r>
+        <w:rPr>
+          <w:rFonts w:ascii="Arial" w:hAnsi="Arial" w:cs="Arial"/>
+        </w:rPr>
+        <w:t xml:space="preserve"> pool:</w:t>
       </w:r>
       <w:r>
         <w:rPr>
@@ -689,7 +1083,23 @@
           <w:rFonts w:ascii="Arial" w:hAnsi="Arial" w:cs="Arial"/>
           <w:highlight w:val="yellow"/>
         </w:rPr>
-        <w:t>v47_filtered_ot1fixed_unspliced.fa (6663 seqs)</w:t>
+        <w:t>v47_filtered_ot1fixed_</w:t>
+      </w:r>
+      <w:proofErr w:type="gramStart"/>
+      <w:r>
+        <w:rPr>
+          <w:rFonts w:ascii="Arial" w:hAnsi="Arial" w:cs="Arial"/>
+          <w:highlight w:val="yellow"/>
+        </w:rPr>
+        <w:t>unspliced.fa</w:t>
+      </w:r>
+      <w:proofErr w:type="gramEnd"/>
+      <w:r>
+        <w:rPr>
+          <w:rFonts w:ascii="Arial" w:hAnsi="Arial" w:cs="Arial"/>
+          <w:highlight w:val="yellow"/>
+        </w:rPr>
+        <w:t xml:space="preserve"> (6663 seqs)</w:t>
       </w:r>
     </w:p>
     <w:p>
@@ -704,13 +1114,31 @@
         </w:rPr>
         <w:t xml:space="preserve">add </w:t>
       </w:r>
-      <w:r>
-        <w:rPr>
-          <w:rFonts w:ascii="Arial" w:hAnsi="Arial" w:cs="Arial"/>
-          <w:highlight w:val="yellow"/>
-        </w:rPr>
-        <w:t>seekr pval</w:t>
-      </w:r>
+      <w:proofErr w:type="spellStart"/>
+      <w:r>
+        <w:rPr>
+          <w:rFonts w:ascii="Arial" w:hAnsi="Arial" w:cs="Arial"/>
+          <w:highlight w:val="yellow"/>
+        </w:rPr>
+        <w:t>seekr</w:t>
+      </w:r>
+      <w:proofErr w:type="spellEnd"/>
+      <w:r>
+        <w:rPr>
+          <w:rFonts w:ascii="Arial" w:hAnsi="Arial" w:cs="Arial"/>
+          <w:highlight w:val="yellow"/>
+        </w:rPr>
+        <w:t xml:space="preserve"> </w:t>
+      </w:r>
+      <w:proofErr w:type="spellStart"/>
+      <w:r>
+        <w:rPr>
+          <w:rFonts w:ascii="Arial" w:hAnsi="Arial" w:cs="Arial"/>
+          <w:highlight w:val="yellow"/>
+        </w:rPr>
+        <w:t>pval</w:t>
+      </w:r>
+      <w:proofErr w:type="spellEnd"/>
       <w:r>
         <w:rPr>
           <w:rFonts w:ascii="Arial" w:hAnsi="Arial" w:cs="Arial"/>
@@ -735,7 +1163,14 @@
         <w:rPr>
           <w:rFonts w:ascii="Arial" w:hAnsi="Arial" w:cs="Arial"/>
         </w:rPr>
-        <w:t xml:space="preserve"> findhits</w:t>
+        <w:t xml:space="preserve"> </w:t>
+      </w:r>
+      <w:proofErr w:type="spellStart"/>
+      <w:r>
+        <w:rPr>
+          <w:rFonts w:ascii="Arial" w:hAnsi="Arial" w:cs="Arial"/>
+        </w:rPr>
+        <w:t>findhits</w:t>
       </w:r>
       <w:r>
         <w:rPr>
@@ -743,11 +1178,26 @@
         </w:rPr>
         <w:t>_condE</w:t>
       </w:r>
-      <w:r>
-        <w:rPr>
-          <w:rFonts w:ascii="Arial" w:hAnsi="Arial" w:cs="Arial"/>
-        </w:rPr>
-        <w:t xml:space="preserve"> function for unspliced pool:</w:t>
+      <w:proofErr w:type="spellEnd"/>
+      <w:r>
+        <w:rPr>
+          <w:rFonts w:ascii="Arial" w:hAnsi="Arial" w:cs="Arial"/>
+        </w:rPr>
+        <w:t xml:space="preserve"> function for </w:t>
+      </w:r>
+      <w:proofErr w:type="spellStart"/>
+      <w:r>
+        <w:rPr>
+          <w:rFonts w:ascii="Arial" w:hAnsi="Arial" w:cs="Arial"/>
+        </w:rPr>
+        <w:t>unspliced</w:t>
+      </w:r>
+      <w:proofErr w:type="spellEnd"/>
+      <w:r>
+        <w:rPr>
+          <w:rFonts w:ascii="Arial" w:hAnsi="Arial" w:cs="Arial"/>
+        </w:rPr>
+        <w:t xml:space="preserve"> pool:</w:t>
       </w:r>
       <w:r>
         <w:rPr>
@@ -780,20 +1230,92 @@
         <w:rPr>
           <w:rFonts w:ascii="Arial" w:hAnsi="Arial" w:cs="Arial"/>
         </w:rPr>
-        <w:t xml:space="preserve">filter hits with corresponding min and max len filter and save pval as score, convert all hits to bedfiles and shuffle, using </w:t>
-      </w:r>
-      <w:r>
-        <w:rPr>
-          <w:rFonts w:ascii="Arial" w:hAnsi="Arial" w:cs="Arial"/>
-        </w:rPr>
-        <w:t>corresponding lenmin and lenmax</w:t>
-      </w:r>
-      <w:r>
-        <w:rPr>
-          <w:rFonts w:ascii="Arial" w:hAnsi="Arial" w:cs="Arial"/>
-        </w:rPr>
-        <w:t xml:space="preserve"> to create the control region bedfiles</w:t>
-      </w:r>
+        <w:t xml:space="preserve">filter hits with corresponding min and max </w:t>
+      </w:r>
+      <w:proofErr w:type="spellStart"/>
+      <w:r>
+        <w:rPr>
+          <w:rFonts w:ascii="Arial" w:hAnsi="Arial" w:cs="Arial"/>
+        </w:rPr>
+        <w:t>len</w:t>
+      </w:r>
+      <w:proofErr w:type="spellEnd"/>
+      <w:r>
+        <w:rPr>
+          <w:rFonts w:ascii="Arial" w:hAnsi="Arial" w:cs="Arial"/>
+        </w:rPr>
+        <w:t xml:space="preserve"> filter and save </w:t>
+      </w:r>
+      <w:proofErr w:type="spellStart"/>
+      <w:r>
+        <w:rPr>
+          <w:rFonts w:ascii="Arial" w:hAnsi="Arial" w:cs="Arial"/>
+        </w:rPr>
+        <w:t>pval</w:t>
+      </w:r>
+      <w:proofErr w:type="spellEnd"/>
+      <w:r>
+        <w:rPr>
+          <w:rFonts w:ascii="Arial" w:hAnsi="Arial" w:cs="Arial"/>
+        </w:rPr>
+        <w:t xml:space="preserve"> as score, convert all hits to </w:t>
+      </w:r>
+      <w:proofErr w:type="spellStart"/>
+      <w:r>
+        <w:rPr>
+          <w:rFonts w:ascii="Arial" w:hAnsi="Arial" w:cs="Arial"/>
+        </w:rPr>
+        <w:t>bedfiles</w:t>
+      </w:r>
+      <w:proofErr w:type="spellEnd"/>
+      <w:r>
+        <w:rPr>
+          <w:rFonts w:ascii="Arial" w:hAnsi="Arial" w:cs="Arial"/>
+        </w:rPr>
+        <w:t xml:space="preserve"> and shuffle, using </w:t>
+      </w:r>
+      <w:r>
+        <w:rPr>
+          <w:rFonts w:ascii="Arial" w:hAnsi="Arial" w:cs="Arial"/>
+        </w:rPr>
+        <w:t xml:space="preserve">corresponding </w:t>
+      </w:r>
+      <w:proofErr w:type="spellStart"/>
+      <w:r>
+        <w:rPr>
+          <w:rFonts w:ascii="Arial" w:hAnsi="Arial" w:cs="Arial"/>
+        </w:rPr>
+        <w:t>lenmin</w:t>
+      </w:r>
+      <w:proofErr w:type="spellEnd"/>
+      <w:r>
+        <w:rPr>
+          <w:rFonts w:ascii="Arial" w:hAnsi="Arial" w:cs="Arial"/>
+        </w:rPr>
+        <w:t xml:space="preserve"> and </w:t>
+      </w:r>
+      <w:proofErr w:type="spellStart"/>
+      <w:r>
+        <w:rPr>
+          <w:rFonts w:ascii="Arial" w:hAnsi="Arial" w:cs="Arial"/>
+        </w:rPr>
+        <w:t>lenmax</w:t>
+      </w:r>
+      <w:proofErr w:type="spellEnd"/>
+      <w:r>
+        <w:rPr>
+          <w:rFonts w:ascii="Arial" w:hAnsi="Arial" w:cs="Arial"/>
+        </w:rPr>
+        <w:t xml:space="preserve"> to create the control region </w:t>
+      </w:r>
+      <w:proofErr w:type="spellStart"/>
+      <w:r>
+        <w:rPr>
+          <w:rFonts w:ascii="Arial" w:hAnsi="Arial" w:cs="Arial"/>
+        </w:rPr>
+        <w:t>bedfiles</w:t>
+      </w:r>
+      <w:proofErr w:type="spellEnd"/>
       <w:r>
         <w:rPr>
           <w:rFonts w:ascii="Arial" w:hAnsi="Arial" w:cs="Arial"/>
@@ -807,13 +1329,24 @@
           <w:rFonts w:ascii="Arial" w:hAnsi="Arial" w:cs="Arial"/>
         </w:rPr>
       </w:pPr>
-      <w:r>
-        <w:rPr>
-          <w:rFonts w:ascii="Arial" w:hAnsi="Arial" w:cs="Arial"/>
-          <w:highlight w:val="yellow"/>
-        </w:rPr>
-        <w:t>unspliced_bedfile.R</w:t>
-      </w:r>
+      <w:proofErr w:type="spellStart"/>
+      <w:r>
+        <w:rPr>
+          <w:rFonts w:ascii="Arial" w:hAnsi="Arial" w:cs="Arial"/>
+          <w:highlight w:val="yellow"/>
+        </w:rPr>
+        <w:t>unspliced_</w:t>
+      </w:r>
+      <w:proofErr w:type="gramStart"/>
+      <w:r>
+        <w:rPr>
+          <w:rFonts w:ascii="Arial" w:hAnsi="Arial" w:cs="Arial"/>
+          <w:highlight w:val="yellow"/>
+        </w:rPr>
+        <w:t>bedfile.R</w:t>
+      </w:r>
+      <w:proofErr w:type="spellEnd"/>
+      <w:proofErr w:type="gramEnd"/>
       <w:r>
         <w:rPr>
           <w:rFonts w:ascii="Arial" w:hAnsi="Arial" w:cs="Arial"/>
@@ -846,11 +1379,19 @@
           <w:rFonts w:ascii="Arial" w:hAnsi="Arial" w:cs="Arial"/>
         </w:rPr>
       </w:pPr>
-      <w:r>
-        <w:rPr>
-          <w:rFonts w:ascii="Arial" w:hAnsi="Arial" w:cs="Arial"/>
-        </w:rPr>
-        <w:t>multicov count</w:t>
+      <w:proofErr w:type="spellStart"/>
+      <w:r>
+        <w:rPr>
+          <w:rFonts w:ascii="Arial" w:hAnsi="Arial" w:cs="Arial"/>
+        </w:rPr>
+        <w:t>multicov</w:t>
+      </w:r>
+      <w:proofErr w:type="spellEnd"/>
+      <w:r>
+        <w:rPr>
+          <w:rFonts w:ascii="Arial" w:hAnsi="Arial" w:cs="Arial"/>
+        </w:rPr>
+        <w:t xml:space="preserve"> count</w:t>
       </w:r>
       <w:r>
         <w:rPr>
@@ -900,7 +1441,21 @@
         <w:rPr>
           <w:rFonts w:ascii="Arial" w:hAnsi="Arial" w:cs="Arial"/>
         </w:rPr>
-        <w:t xml:space="preserve"> of unspliced pool with 3 different p value thresholds: 0.05, 0.01 and 0.001</w:t>
+        <w:t xml:space="preserve"> of </w:t>
+      </w:r>
+      <w:proofErr w:type="spellStart"/>
+      <w:r>
+        <w:rPr>
+          <w:rFonts w:ascii="Arial" w:hAnsi="Arial" w:cs="Arial"/>
+        </w:rPr>
+        <w:t>unspliced</w:t>
+      </w:r>
+      <w:proofErr w:type="spellEnd"/>
+      <w:r>
+        <w:rPr>
+          <w:rFonts w:ascii="Arial" w:hAnsi="Arial" w:cs="Arial"/>
+        </w:rPr>
+        <w:t xml:space="preserve"> pool with 3 different p value thresholds: 0.05, 0.01 and 0.001</w:t>
       </w:r>
       <w:r>
         <w:rPr>
@@ -908,6 +1463,7 @@
         </w:rPr>
         <w:t xml:space="preserve"> with code: </w:t>
       </w:r>
+      <w:proofErr w:type="spellStart"/>
       <w:r>
         <w:rPr>
           <w:rFonts w:ascii="Arial" w:hAnsi="Arial" w:cs="Arial"/>
@@ -943,11 +1499,90 @@
         </w:rPr>
         <w:t>.R</w:t>
       </w:r>
-      <w:r>
-        <w:rPr>
-          <w:rFonts w:ascii="Arial" w:hAnsi="Arial" w:cs="Arial"/>
-        </w:rPr>
-        <w:t xml:space="preserve">. For each query chunk of XNM, import the raw counts of 139 RBP and 1 control for all hit+control pairs. Convert the raw counts into normalized rpm by subtracting control from all RBPs, if negative, set to 0. Filter the data based on the hit sequences’ seekr pval, and only keep the hit+control pairs with the hit seq pval &lt; 0.05, 0.01 and 0.001. Count the total number and the median length of all filtered hits. Perform Wilcoxon paired test (Wilcoxon signed-rank test) to compare whether the hits have significantly more normalized rpm than their paired controls for each RBP. </w:t>
+      <w:proofErr w:type="spellEnd"/>
+      <w:r>
+        <w:rPr>
+          <w:rFonts w:ascii="Arial" w:hAnsi="Arial" w:cs="Arial"/>
+        </w:rPr>
+        <w:t xml:space="preserve">. For each query chunk of XNM, import the raw counts of 139 RBP and 1 control for all </w:t>
+      </w:r>
+      <w:proofErr w:type="spellStart"/>
+      <w:r>
+        <w:rPr>
+          <w:rFonts w:ascii="Arial" w:hAnsi="Arial" w:cs="Arial"/>
+        </w:rPr>
+        <w:t>hit+control</w:t>
+      </w:r>
+      <w:proofErr w:type="spellEnd"/>
+      <w:r>
+        <w:rPr>
+          <w:rFonts w:ascii="Arial" w:hAnsi="Arial" w:cs="Arial"/>
+        </w:rPr>
+        <w:t xml:space="preserve"> pairs. Convert the raw counts into normalized rpm by subtracting control from all RBPs, if negative, set to 0. Filter the data based on the hit sequences’ </w:t>
+      </w:r>
+      <w:proofErr w:type="spellStart"/>
+      <w:r>
+        <w:rPr>
+          <w:rFonts w:ascii="Arial" w:hAnsi="Arial" w:cs="Arial"/>
+        </w:rPr>
+        <w:t>seekr</w:t>
+      </w:r>
+      <w:proofErr w:type="spellEnd"/>
+      <w:r>
+        <w:rPr>
+          <w:rFonts w:ascii="Arial" w:hAnsi="Arial" w:cs="Arial"/>
+        </w:rPr>
+        <w:t xml:space="preserve"> </w:t>
+      </w:r>
+      <w:proofErr w:type="spellStart"/>
+      <w:proofErr w:type="gramStart"/>
+      <w:r>
+        <w:rPr>
+          <w:rFonts w:ascii="Arial" w:hAnsi="Arial" w:cs="Arial"/>
+        </w:rPr>
+        <w:t>pval</w:t>
+      </w:r>
+      <w:proofErr w:type="spellEnd"/>
+      <w:r>
+        <w:rPr>
+          <w:rFonts w:ascii="Arial" w:hAnsi="Arial" w:cs="Arial"/>
+        </w:rPr>
+        <w:t>, and</w:t>
+      </w:r>
+      <w:proofErr w:type="gramEnd"/>
+      <w:r>
+        <w:rPr>
+          <w:rFonts w:ascii="Arial" w:hAnsi="Arial" w:cs="Arial"/>
+        </w:rPr>
+        <w:t xml:space="preserve"> only keep the </w:t>
+      </w:r>
+      <w:proofErr w:type="spellStart"/>
+      <w:r>
+        <w:rPr>
+          <w:rFonts w:ascii="Arial" w:hAnsi="Arial" w:cs="Arial"/>
+        </w:rPr>
+        <w:t>hit+control</w:t>
+      </w:r>
+      <w:proofErr w:type="spellEnd"/>
+      <w:r>
+        <w:rPr>
+          <w:rFonts w:ascii="Arial" w:hAnsi="Arial" w:cs="Arial"/>
+        </w:rPr>
+        <w:t xml:space="preserve"> pairs with the hit seq </w:t>
+      </w:r>
+      <w:proofErr w:type="spellStart"/>
+      <w:r>
+        <w:rPr>
+          <w:rFonts w:ascii="Arial" w:hAnsi="Arial" w:cs="Arial"/>
+        </w:rPr>
+        <w:t>pval</w:t>
+      </w:r>
+      <w:proofErr w:type="spellEnd"/>
+      <w:r>
+        <w:rPr>
+          <w:rFonts w:ascii="Arial" w:hAnsi="Arial" w:cs="Arial"/>
+        </w:rPr>
+        <w:t xml:space="preserve"> &lt; 0.05, 0.01 and 0.001. Count the total number and the median length of all filtered hits. Perform Wilcoxon paired test (Wilcoxon signed-rank test) to compare whether the hits have significantly more normalized rpm than their paired controls for each RBP. </w:t>
       </w:r>
     </w:p>
     <w:p>
@@ -981,7 +1616,35 @@
         <w:rPr>
           <w:rFonts w:ascii="Arial" w:hAnsi="Arial" w:cs="Arial"/>
         </w:rPr>
-        <w:t xml:space="preserve">merge data (top5RBP,top5rpm,top5fc) from </w:t>
+        <w:t>merge data (top5</w:t>
+      </w:r>
+      <w:proofErr w:type="gramStart"/>
+      <w:r>
+        <w:rPr>
+          <w:rFonts w:ascii="Arial" w:hAnsi="Arial" w:cs="Arial"/>
+        </w:rPr>
+        <w:t>RBP,top</w:t>
+      </w:r>
+      <w:proofErr w:type="gramEnd"/>
+      <w:r>
+        <w:rPr>
+          <w:rFonts w:ascii="Arial" w:hAnsi="Arial" w:cs="Arial"/>
+        </w:rPr>
+        <w:t>5</w:t>
+      </w:r>
+      <w:proofErr w:type="gramStart"/>
+      <w:r>
+        <w:rPr>
+          <w:rFonts w:ascii="Arial" w:hAnsi="Arial" w:cs="Arial"/>
+        </w:rPr>
+        <w:t>rpm,top</w:t>
+      </w:r>
+      <w:proofErr w:type="gramEnd"/>
+      <w:r>
+        <w:rPr>
+          <w:rFonts w:ascii="Arial" w:hAnsi="Arial" w:cs="Arial"/>
+        </w:rPr>
+        <w:t xml:space="preserve">5fc) from </w:t>
       </w:r>
       <w:r>
         <w:rPr>
@@ -1013,7 +1676,21 @@
         <w:rPr>
           <w:rFonts w:ascii="Arial" w:hAnsi="Arial" w:cs="Arial"/>
         </w:rPr>
-        <w:t xml:space="preserve"> each pval csv file</w:t>
+        <w:t xml:space="preserve"> each </w:t>
+      </w:r>
+      <w:proofErr w:type="spellStart"/>
+      <w:r>
+        <w:rPr>
+          <w:rFonts w:ascii="Arial" w:hAnsi="Arial" w:cs="Arial"/>
+        </w:rPr>
+        <w:t>pval</w:t>
+      </w:r>
+      <w:proofErr w:type="spellEnd"/>
+      <w:r>
+        <w:rPr>
+          <w:rFonts w:ascii="Arial" w:hAnsi="Arial" w:cs="Arial"/>
+        </w:rPr>
+        <w:t xml:space="preserve"> csv file</w:t>
       </w:r>
     </w:p>
     <w:p>
@@ -1029,6 +1706,7 @@
         </w:rPr>
         <w:t xml:space="preserve">use </w:t>
       </w:r>
+      <w:proofErr w:type="spellStart"/>
       <w:r>
         <w:rPr>
           <w:rFonts w:ascii="Arial" w:hAnsi="Arial" w:cs="Arial"/>
@@ -1041,7 +1719,15 @@
           <w:rFonts w:ascii="Arial" w:hAnsi="Arial" w:cs="Arial"/>
           <w:highlight w:val="yellow"/>
         </w:rPr>
-        <w:t>_allps</w:t>
+        <w:t>_</w:t>
+      </w:r>
+      <w:proofErr w:type="gramStart"/>
+      <w:r>
+        <w:rPr>
+          <w:rFonts w:ascii="Arial" w:hAnsi="Arial" w:cs="Arial"/>
+          <w:highlight w:val="yellow"/>
+        </w:rPr>
+        <w:t>allps</w:t>
       </w:r>
       <w:r>
         <w:rPr>
@@ -1050,6 +1736,8 @@
         </w:rPr>
         <w:t>.R</w:t>
       </w:r>
+      <w:proofErr w:type="spellEnd"/>
+      <w:proofErr w:type="gramEnd"/>
       <w:r>
         <w:rPr>
           <w:rFonts w:ascii="Arial" w:hAnsi="Arial" w:cs="Arial"/>
@@ -1060,8 +1748,16 @@
         <w:rPr>
           <w:rFonts w:ascii="Arial" w:hAnsi="Arial" w:cs="Arial"/>
         </w:rPr>
-        <w:t>RBP pval</w:t>
-      </w:r>
+        <w:t xml:space="preserve">RBP </w:t>
+      </w:r>
+      <w:proofErr w:type="spellStart"/>
+      <w:r>
+        <w:rPr>
+          <w:rFonts w:ascii="Arial" w:hAnsi="Arial" w:cs="Arial"/>
+        </w:rPr>
+        <w:t>pval</w:t>
+      </w:r>
+      <w:proofErr w:type="spellEnd"/>
       <w:r>
         <w:rPr>
           <w:rFonts w:ascii="Arial" w:hAnsi="Arial" w:cs="Arial"/>
@@ -1072,7 +1768,21 @@
         <w:rPr>
           <w:rFonts w:ascii="Arial" w:hAnsi="Arial" w:cs="Arial"/>
         </w:rPr>
-        <w:t xml:space="preserve"> adjusted pval, </w:t>
+        <w:t xml:space="preserve"> adjusted </w:t>
+      </w:r>
+      <w:proofErr w:type="spellStart"/>
+      <w:r>
+        <w:rPr>
+          <w:rFonts w:ascii="Arial" w:hAnsi="Arial" w:cs="Arial"/>
+        </w:rPr>
+        <w:t>pval</w:t>
+      </w:r>
+      <w:proofErr w:type="spellEnd"/>
+      <w:r>
+        <w:rPr>
+          <w:rFonts w:ascii="Arial" w:hAnsi="Arial" w:cs="Arial"/>
+        </w:rPr>
+        <w:t xml:space="preserve">, </w:t>
       </w:r>
       <w:r>
         <w:rPr>
@@ -1090,7 +1800,21 @@
         <w:rPr>
           <w:rFonts w:ascii="Arial" w:hAnsi="Arial" w:cs="Arial"/>
         </w:rPr>
-        <w:t xml:space="preserve">(based on adjusted pval) </w:t>
+        <w:t xml:space="preserve">(based on adjusted </w:t>
+      </w:r>
+      <w:proofErr w:type="spellStart"/>
+      <w:r>
+        <w:rPr>
+          <w:rFonts w:ascii="Arial" w:hAnsi="Arial" w:cs="Arial"/>
+        </w:rPr>
+        <w:t>pval</w:t>
+      </w:r>
+      <w:proofErr w:type="spellEnd"/>
+      <w:r>
+        <w:rPr>
+          <w:rFonts w:ascii="Arial" w:hAnsi="Arial" w:cs="Arial"/>
+        </w:rPr>
+        <w:t xml:space="preserve">) </w:t>
       </w:r>
       <w:r>
         <w:rPr>
@@ -1117,6 +1841,8 @@
           <w:rFonts w:ascii="Arial" w:hAnsi="Arial" w:cs="Arial"/>
         </w:rPr>
       </w:pPr>
+      <w:proofErr w:type="spellStart"/>
+      <w:proofErr w:type="gramStart"/>
       <w:r>
         <w:rPr>
           <w:rFonts w:ascii="Arial" w:hAnsi="Arial" w:cs="Arial"/>
@@ -1124,6 +1850,8 @@
         </w:rPr>
         <w:t>plots.R</w:t>
       </w:r>
+      <w:proofErr w:type="spellEnd"/>
+      <w:proofErr w:type="gramEnd"/>
       <w:r>
         <w:rPr>
           <w:rFonts w:ascii="Arial" w:hAnsi="Arial" w:cs="Arial"/>
@@ -1172,11 +1900,19 @@
         </w:rPr>
         <w:t xml:space="preserve"> </w:t>
       </w:r>
-      <w:r>
-        <w:rPr>
-          <w:rFonts w:ascii="Arial" w:hAnsi="Arial" w:cs="Arial"/>
-        </w:rPr>
-        <w:t xml:space="preserve">and also plot the </w:t>
+      <w:proofErr w:type="gramStart"/>
+      <w:r>
+        <w:rPr>
+          <w:rFonts w:ascii="Arial" w:hAnsi="Arial" w:cs="Arial"/>
+        </w:rPr>
+        <w:t>and also</w:t>
+      </w:r>
+      <w:proofErr w:type="gramEnd"/>
+      <w:r>
+        <w:rPr>
+          <w:rFonts w:ascii="Arial" w:hAnsi="Arial" w:cs="Arial"/>
+        </w:rPr>
+        <w:t xml:space="preserve"> plot the </w:t>
       </w:r>
       <w:r>
         <w:rPr>
@@ -1184,12 +1920,14 @@
         </w:rPr>
         <w:t xml:space="preserve">hit and transcript </w:t>
       </w:r>
+      <w:proofErr w:type="spellStart"/>
       <w:r>
         <w:rPr>
           <w:rFonts w:ascii="Arial" w:hAnsi="Arial" w:cs="Arial"/>
         </w:rPr>
         <w:t>totalcount</w:t>
       </w:r>
+      <w:proofErr w:type="spellEnd"/>
       <w:r>
         <w:rPr>
           <w:rFonts w:ascii="Arial" w:hAnsi="Arial" w:cs="Arial"/>
@@ -1244,7 +1982,21 @@
         <w:rPr>
           <w:rFonts w:ascii="Arial" w:hAnsi="Arial" w:cs="Arial"/>
         </w:rPr>
-        <w:t xml:space="preserve"> to shuffle for another control bedfile named *_ck2.bed</w:t>
+        <w:t xml:space="preserve"> to shuffle for another control </w:t>
+      </w:r>
+      <w:proofErr w:type="spellStart"/>
+      <w:r>
+        <w:rPr>
+          <w:rFonts w:ascii="Arial" w:hAnsi="Arial" w:cs="Arial"/>
+        </w:rPr>
+        <w:t>bedfile</w:t>
+      </w:r>
+      <w:proofErr w:type="spellEnd"/>
+      <w:r>
+        <w:rPr>
+          <w:rFonts w:ascii="Arial" w:hAnsi="Arial" w:cs="Arial"/>
+        </w:rPr>
+        <w:t xml:space="preserve"> named *_ck2.bed</w:t>
       </w:r>
       <w:r>
         <w:rPr>
@@ -1288,8 +2040,16 @@
         <w:rPr>
           <w:rFonts w:ascii="Arial" w:hAnsi="Arial" w:cs="Arial"/>
         </w:rPr>
-        <w:t xml:space="preserve"> ck2 bedfiles</w:t>
-      </w:r>
+        <w:t xml:space="preserve"> ck2 </w:t>
+      </w:r>
+      <w:proofErr w:type="spellStart"/>
+      <w:r>
+        <w:rPr>
+          <w:rFonts w:ascii="Arial" w:hAnsi="Arial" w:cs="Arial"/>
+        </w:rPr>
+        <w:t>bedfiles</w:t>
+      </w:r>
+      <w:proofErr w:type="spellEnd"/>
       <w:r>
         <w:rPr>
           <w:rFonts w:ascii="Arial" w:hAnsi="Arial" w:cs="Arial"/>
@@ -1303,13 +2063,24 @@
           <w:rFonts w:ascii="Arial" w:hAnsi="Arial" w:cs="Arial"/>
         </w:rPr>
       </w:pPr>
-      <w:r>
-        <w:rPr>
-          <w:rFonts w:ascii="Arial" w:hAnsi="Arial" w:cs="Arial"/>
-          <w:highlight w:val="yellow"/>
-        </w:rPr>
-        <w:t>multicov_analysis_combinatorial_hmseekr.R</w:t>
-      </w:r>
+      <w:proofErr w:type="spellStart"/>
+      <w:r>
+        <w:rPr>
+          <w:rFonts w:ascii="Arial" w:hAnsi="Arial" w:cs="Arial"/>
+          <w:highlight w:val="yellow"/>
+        </w:rPr>
+        <w:t>multicov_analysis_combinatorial_</w:t>
+      </w:r>
+      <w:proofErr w:type="gramStart"/>
+      <w:r>
+        <w:rPr>
+          <w:rFonts w:ascii="Arial" w:hAnsi="Arial" w:cs="Arial"/>
+          <w:highlight w:val="yellow"/>
+        </w:rPr>
+        <w:t>hmseekr.R</w:t>
+      </w:r>
+      <w:proofErr w:type="spellEnd"/>
+      <w:proofErr w:type="gramEnd"/>
       <w:r>
         <w:rPr>
           <w:rFonts w:ascii="Arial" w:hAnsi="Arial" w:cs="Arial"/>
@@ -1340,6 +2111,7 @@
         </w:rPr>
         <w:t>for each RBP, check each hit+control+control2 set, see if normalized rpm of hit &gt; control2 and control &gt; control2. Next count how many sets have hit &gt; control across all RBPs (</w:t>
       </w:r>
+      <w:proofErr w:type="spellStart"/>
       <w:r>
         <w:rPr>
           <w:rFonts w:ascii="Arial" w:hAnsi="Arial" w:cs="Arial"/>
@@ -1350,8 +2122,44 @@
         <w:rPr>
           <w:rFonts w:ascii="Arial" w:hAnsi="Arial" w:cs="Arial"/>
         </w:rPr>
-        <w:t xml:space="preserve">_True), meaning the hit region has normalized rpm greater than control across all RBPs. Also count how many sets have control &gt; control2 across all RBPs (Control_True).  Use the total number of hit+control+control2 set we can infer the </w:t>
-      </w:r>
+        <w:t>_True</w:t>
+      </w:r>
+      <w:proofErr w:type="spellEnd"/>
+      <w:r>
+        <w:rPr>
+          <w:rFonts w:ascii="Arial" w:hAnsi="Arial" w:cs="Arial"/>
+        </w:rPr>
+        <w:t>), meaning the hit region has normalized rpm greater than control across all RBPs. Also count how many sets have control &gt; control2 across all RBPs (</w:t>
+      </w:r>
+      <w:proofErr w:type="spellStart"/>
+      <w:r>
+        <w:rPr>
+          <w:rFonts w:ascii="Arial" w:hAnsi="Arial" w:cs="Arial"/>
+        </w:rPr>
+        <w:t>Control_True</w:t>
+      </w:r>
+      <w:proofErr w:type="spellEnd"/>
+      <w:r>
+        <w:rPr>
+          <w:rFonts w:ascii="Arial" w:hAnsi="Arial" w:cs="Arial"/>
+        </w:rPr>
+        <w:t xml:space="preserve">).  Use the total number of </w:t>
+      </w:r>
+      <w:proofErr w:type="gramStart"/>
+      <w:r>
+        <w:rPr>
+          <w:rFonts w:ascii="Arial" w:hAnsi="Arial" w:cs="Arial"/>
+        </w:rPr>
+        <w:t>hit</w:t>
+      </w:r>
+      <w:proofErr w:type="gramEnd"/>
+      <w:r>
+        <w:rPr>
+          <w:rFonts w:ascii="Arial" w:hAnsi="Arial" w:cs="Arial"/>
+        </w:rPr>
+        <w:t xml:space="preserve">+control+control2 set we can infer the </w:t>
+      </w:r>
+      <w:proofErr w:type="spellStart"/>
       <w:r>
         <w:rPr>
           <w:rFonts w:ascii="Arial" w:hAnsi="Arial" w:cs="Arial"/>
@@ -1362,46 +2170,141 @@
         <w:rPr>
           <w:rFonts w:ascii="Arial" w:hAnsi="Arial" w:cs="Arial"/>
         </w:rPr>
-        <w:t>_False or Control_False, which represents the number of sets that hit or control2 is not always greater than control. Then use these number to make a contingency table:</w:t>
-      </w:r>
-    </w:p>
-    <w:p>
-      <w:pPr>
-        <w:rPr>
-          <w:rFonts w:ascii="Arial" w:hAnsi="Arial" w:cs="Arial"/>
-        </w:rPr>
-      </w:pPr>
-      <w:r>
-        <w:rPr>
-          <w:rFonts w:ascii="Arial" w:hAnsi="Arial" w:cs="Arial"/>
-        </w:rPr>
-        <w:t>Hit_True   Hit_False</w:t>
-      </w:r>
-    </w:p>
-    <w:p>
-      <w:pPr>
-        <w:rPr>
-          <w:rFonts w:ascii="Arial" w:hAnsi="Arial" w:cs="Arial"/>
-        </w:rPr>
-      </w:pPr>
-      <w:r>
-        <w:rPr>
-          <w:rFonts w:ascii="Arial" w:hAnsi="Arial" w:cs="Arial"/>
-        </w:rPr>
-        <w:t>Control_True  Control_False</w:t>
-      </w:r>
-    </w:p>
-    <w:p>
-      <w:pPr>
-        <w:rPr>
-          <w:rFonts w:ascii="Arial" w:hAnsi="Arial" w:cs="Arial"/>
-        </w:rPr>
-      </w:pPr>
-      <w:r>
-        <w:rPr>
-          <w:rFonts w:ascii="Arial" w:hAnsi="Arial" w:cs="Arial"/>
-        </w:rPr>
-        <w:t>use Fisher’s exact test to check if hit regions are significantly more likely to have signals greater than control across RBPs than another randomized control regions that have signals greater than the control across RBPs. Note that the comparison is performed on the length controlled hit, control control2 set, not blending all data together and check on the distribution level, which is what we did in the previous top5RBP analysis.</w:t>
+        <w:t>_False</w:t>
+      </w:r>
+      <w:proofErr w:type="spellEnd"/>
+      <w:r>
+        <w:rPr>
+          <w:rFonts w:ascii="Arial" w:hAnsi="Arial" w:cs="Arial"/>
+        </w:rPr>
+        <w:t xml:space="preserve"> or </w:t>
+      </w:r>
+      <w:proofErr w:type="spellStart"/>
+      <w:r>
+        <w:rPr>
+          <w:rFonts w:ascii="Arial" w:hAnsi="Arial" w:cs="Arial"/>
+        </w:rPr>
+        <w:t>Control_False</w:t>
+      </w:r>
+      <w:proofErr w:type="spellEnd"/>
+      <w:r>
+        <w:rPr>
+          <w:rFonts w:ascii="Arial" w:hAnsi="Arial" w:cs="Arial"/>
+        </w:rPr>
+        <w:t xml:space="preserve">, which represents the number of sets that hit or control2 is not always greater than control. Then use </w:t>
+      </w:r>
+      <w:proofErr w:type="gramStart"/>
+      <w:r>
+        <w:rPr>
+          <w:rFonts w:ascii="Arial" w:hAnsi="Arial" w:cs="Arial"/>
+        </w:rPr>
+        <w:t>these number</w:t>
+      </w:r>
+      <w:proofErr w:type="gramEnd"/>
+      <w:r>
+        <w:rPr>
+          <w:rFonts w:ascii="Arial" w:hAnsi="Arial" w:cs="Arial"/>
+        </w:rPr>
+        <w:t xml:space="preserve"> to make a contingency table:</w:t>
+      </w:r>
+    </w:p>
+    <w:p>
+      <w:pPr>
+        <w:rPr>
+          <w:rFonts w:ascii="Arial" w:hAnsi="Arial" w:cs="Arial"/>
+        </w:rPr>
+      </w:pPr>
+      <w:proofErr w:type="spellStart"/>
+      <w:r>
+        <w:rPr>
+          <w:rFonts w:ascii="Arial" w:hAnsi="Arial" w:cs="Arial"/>
+        </w:rPr>
+        <w:t>Hit_True</w:t>
+      </w:r>
+      <w:proofErr w:type="spellEnd"/>
+      <w:r>
+        <w:rPr>
+          <w:rFonts w:ascii="Arial" w:hAnsi="Arial" w:cs="Arial"/>
+        </w:rPr>
+        <w:t xml:space="preserve">   </w:t>
+      </w:r>
+      <w:proofErr w:type="spellStart"/>
+      <w:r>
+        <w:rPr>
+          <w:rFonts w:ascii="Arial" w:hAnsi="Arial" w:cs="Arial"/>
+        </w:rPr>
+        <w:t>Hit_False</w:t>
+      </w:r>
+      <w:proofErr w:type="spellEnd"/>
+    </w:p>
+    <w:p>
+      <w:pPr>
+        <w:rPr>
+          <w:rFonts w:ascii="Arial" w:hAnsi="Arial" w:cs="Arial"/>
+        </w:rPr>
+      </w:pPr>
+      <w:proofErr w:type="spellStart"/>
+      <w:r>
+        <w:rPr>
+          <w:rFonts w:ascii="Arial" w:hAnsi="Arial" w:cs="Arial"/>
+        </w:rPr>
+        <w:t>Control_</w:t>
+      </w:r>
+      <w:proofErr w:type="gramStart"/>
+      <w:r>
+        <w:rPr>
+          <w:rFonts w:ascii="Arial" w:hAnsi="Arial" w:cs="Arial"/>
+        </w:rPr>
+        <w:t>True</w:t>
+      </w:r>
+      <w:proofErr w:type="spellEnd"/>
+      <w:r>
+        <w:rPr>
+          <w:rFonts w:ascii="Arial" w:hAnsi="Arial" w:cs="Arial"/>
+        </w:rPr>
+        <w:t xml:space="preserve">  </w:t>
+      </w:r>
+      <w:proofErr w:type="spellStart"/>
+      <w:r>
+        <w:rPr>
+          <w:rFonts w:ascii="Arial" w:hAnsi="Arial" w:cs="Arial"/>
+        </w:rPr>
+        <w:t>Control</w:t>
+      </w:r>
+      <w:proofErr w:type="gramEnd"/>
+      <w:r>
+        <w:rPr>
+          <w:rFonts w:ascii="Arial" w:hAnsi="Arial" w:cs="Arial"/>
+        </w:rPr>
+        <w:t>_False</w:t>
+      </w:r>
+      <w:proofErr w:type="spellEnd"/>
+    </w:p>
+    <w:p>
+      <w:pPr>
+        <w:rPr>
+          <w:rFonts w:ascii="Arial" w:hAnsi="Arial" w:cs="Arial"/>
+        </w:rPr>
+      </w:pPr>
+      <w:r>
+        <w:rPr>
+          <w:rFonts w:ascii="Arial" w:hAnsi="Arial" w:cs="Arial"/>
+        </w:rPr>
+        <w:t xml:space="preserve">use Fisher’s exact test to check if hit regions are significantly more likely to have signals greater than control across RBPs than another randomized control regions that have signals greater than the control across RBPs. Note that the comparison is performed on the </w:t>
+      </w:r>
+      <w:proofErr w:type="gramStart"/>
+      <w:r>
+        <w:rPr>
+          <w:rFonts w:ascii="Arial" w:hAnsi="Arial" w:cs="Arial"/>
+        </w:rPr>
+        <w:t>length controlled</w:t>
+      </w:r>
+      <w:proofErr w:type="gramEnd"/>
+      <w:r>
+        <w:rPr>
+          <w:rFonts w:ascii="Arial" w:hAnsi="Arial" w:cs="Arial"/>
+        </w:rPr>
+        <w:t xml:space="preserve"> hit, control control2 set, not blending all data together and check on the distribution level, which is what we did in the previous top5RBP analysis.</w:t>
       </w:r>
     </w:p>
     <w:p>
@@ -1465,7 +2368,21 @@
         <w:rPr>
           <w:rFonts w:ascii="Arial" w:hAnsi="Arial" w:cs="Arial"/>
         </w:rPr>
-        <w:t>or unspliced hits</w:t>
+        <w:t xml:space="preserve">or </w:t>
+      </w:r>
+      <w:proofErr w:type="spellStart"/>
+      <w:r>
+        <w:rPr>
+          <w:rFonts w:ascii="Arial" w:hAnsi="Arial" w:cs="Arial"/>
+        </w:rPr>
+        <w:t>unspliced</w:t>
+      </w:r>
+      <w:proofErr w:type="spellEnd"/>
+      <w:r>
+        <w:rPr>
+          <w:rFonts w:ascii="Arial" w:hAnsi="Arial" w:cs="Arial"/>
+        </w:rPr>
+        <w:t xml:space="preserve"> hits</w:t>
       </w:r>
       <w:r>
         <w:rPr>
@@ -1477,7 +2394,29 @@
         <w:rPr>
           <w:rFonts w:ascii="Arial" w:hAnsi="Arial" w:cs="Arial"/>
         </w:rPr>
-        <w:t>for all hits that passed the filter of p &lt; 0.05 0.01 0.001 of XNM query chunks bedfile, intersect it with all genome features bedfile</w:t>
+        <w:t xml:space="preserve">for all hits that passed the filter of p &lt; 0.05 0.01 0.001 of XNM query chunks </w:t>
+      </w:r>
+      <w:proofErr w:type="spellStart"/>
+      <w:r>
+        <w:rPr>
+          <w:rFonts w:ascii="Arial" w:hAnsi="Arial" w:cs="Arial"/>
+        </w:rPr>
+        <w:t>bedfile</w:t>
+      </w:r>
+      <w:proofErr w:type="spellEnd"/>
+      <w:r>
+        <w:rPr>
+          <w:rFonts w:ascii="Arial" w:hAnsi="Arial" w:cs="Arial"/>
+        </w:rPr>
+        <w:t xml:space="preserve">, intersect it with all genome features </w:t>
+      </w:r>
+      <w:proofErr w:type="spellStart"/>
+      <w:proofErr w:type="gramStart"/>
+      <w:r>
+        <w:rPr>
+          <w:rFonts w:ascii="Arial" w:hAnsi="Arial" w:cs="Arial"/>
+        </w:rPr>
+        <w:t>bedfile</w:t>
       </w:r>
       <w:r>
         <w:rPr>
@@ -1489,7 +2428,15 @@
         <w:rPr>
           <w:rFonts w:ascii="Arial" w:hAnsi="Arial" w:cs="Arial"/>
         </w:rPr>
-        <w:t>ount on the query chunk level how many hits overlap with a certain gene feature vs no-overlap (yes/no)</w:t>
+        <w:t>ount</w:t>
+      </w:r>
+      <w:proofErr w:type="spellEnd"/>
+      <w:proofErr w:type="gramEnd"/>
+      <w:r>
+        <w:rPr>
+          <w:rFonts w:ascii="Arial" w:hAnsi="Arial" w:cs="Arial"/>
+        </w:rPr>
+        <w:t xml:space="preserve"> on the query chunk level how many hits overlap with a certain gene feature vs no-overlap (yes/no)</w:t>
       </w:r>
       <w:r>
         <w:rPr>
@@ -1501,7 +2448,21 @@
         <w:rPr>
           <w:rFonts w:ascii="Arial" w:hAnsi="Arial" w:cs="Arial"/>
         </w:rPr>
-        <w:t xml:space="preserve">hen shuffle the hits bedfile 3 times as what is done </w:t>
+        <w:t xml:space="preserve">hen shuffle the hits </w:t>
+      </w:r>
+      <w:proofErr w:type="spellStart"/>
+      <w:r>
+        <w:rPr>
+          <w:rFonts w:ascii="Arial" w:hAnsi="Arial" w:cs="Arial"/>
+        </w:rPr>
+        <w:t>bedfile</w:t>
+      </w:r>
+      <w:proofErr w:type="spellEnd"/>
+      <w:r>
+        <w:rPr>
+          <w:rFonts w:ascii="Arial" w:hAnsi="Arial" w:cs="Arial"/>
+        </w:rPr>
+        <w:t xml:space="preserve"> 3 times as what is done </w:t>
       </w:r>
       <w:r>
         <w:rPr>
@@ -1525,8 +2486,16 @@
         <w:rPr>
           <w:rFonts w:ascii="Arial" w:hAnsi="Arial" w:cs="Arial"/>
         </w:rPr>
-        <w:t xml:space="preserve"> unspliced</w:t>
-      </w:r>
+        <w:t xml:space="preserve"> </w:t>
+      </w:r>
+      <w:proofErr w:type="spellStart"/>
+      <w:r>
+        <w:rPr>
+          <w:rFonts w:ascii="Arial" w:hAnsi="Arial" w:cs="Arial"/>
+        </w:rPr>
+        <w:t>unspliced</w:t>
+      </w:r>
+      <w:proofErr w:type="spellEnd"/>
       <w:r>
         <w:rPr>
           <w:rFonts w:ascii="Arial" w:hAnsi="Arial" w:cs="Arial"/>
@@ -1555,7 +2524,19 @@
         <w:rPr>
           <w:rFonts w:ascii="Arial" w:hAnsi="Arial" w:cs="Arial"/>
         </w:rPr>
-        <w:t>alculate the mean of the 3 shuffles of how many overlaps vs non-overlaps</w:t>
+        <w:t>alculate the me</w:t>
+      </w:r>
+      <w:r>
+        <w:rPr>
+          <w:rFonts w:ascii="Arial" w:hAnsi="Arial" w:cs="Arial"/>
+        </w:rPr>
+        <w:t>dian</w:t>
+      </w:r>
+      <w:r>
+        <w:rPr>
+          <w:rFonts w:ascii="Arial" w:hAnsi="Arial" w:cs="Arial"/>
+        </w:rPr>
+        <w:t xml:space="preserve"> of the 3 shuffles of how many overlaps vs non-overlaps</w:t>
       </w:r>
       <w:r>
         <w:rPr>
@@ -1614,25 +2595,50 @@
         </w:rPr>
         <w:t xml:space="preserve">shuffle the </w:t>
       </w:r>
+      <w:proofErr w:type="spellStart"/>
       <w:r>
         <w:rPr>
           <w:rFonts w:ascii="Arial" w:hAnsi="Arial" w:cs="Arial"/>
           <w:color w:val="000000" w:themeColor="text1"/>
         </w:rPr>
-        <w:t xml:space="preserve">unspliced </w:t>
-      </w:r>
+        <w:t>unspliced</w:t>
+      </w:r>
+      <w:proofErr w:type="spellEnd"/>
       <w:r>
         <w:rPr>
           <w:rFonts w:ascii="Arial" w:hAnsi="Arial" w:cs="Arial"/>
           <w:color w:val="000000" w:themeColor="text1"/>
         </w:rPr>
-        <w:t>hits befiles three times</w:t>
+        <w:t xml:space="preserve"> </w:t>
       </w:r>
       <w:r>
         <w:rPr>
           <w:rFonts w:ascii="Arial" w:hAnsi="Arial" w:cs="Arial"/>
           <w:color w:val="000000" w:themeColor="text1"/>
         </w:rPr>
+        <w:t xml:space="preserve">hits </w:t>
+      </w:r>
+      <w:proofErr w:type="spellStart"/>
+      <w:r>
+        <w:rPr>
+          <w:rFonts w:ascii="Arial" w:hAnsi="Arial" w:cs="Arial"/>
+          <w:color w:val="000000" w:themeColor="text1"/>
+        </w:rPr>
+        <w:t>befiles</w:t>
+      </w:r>
+      <w:proofErr w:type="spellEnd"/>
+      <w:r>
+        <w:rPr>
+          <w:rFonts w:ascii="Arial" w:hAnsi="Arial" w:cs="Arial"/>
+          <w:color w:val="000000" w:themeColor="text1"/>
+        </w:rPr>
+        <w:t xml:space="preserve"> three times</w:t>
+      </w:r>
+      <w:r>
+        <w:rPr>
+          <w:rFonts w:ascii="Arial" w:hAnsi="Arial" w:cs="Arial"/>
+          <w:color w:val="000000" w:themeColor="text1"/>
+        </w:rPr>
         <w:t xml:space="preserve"> </w:t>
       </w:r>
       <w:r>
@@ -1661,7 +2667,49 @@
         <w:rPr>
           <w:rFonts w:ascii="Arial" w:hAnsi="Arial" w:cs="Arial"/>
         </w:rPr>
-        <w:t>all bedfiles for hits saved under bedfiles folders have pval in the score column but is not filtered with p &lt; 0.05</w:t>
+        <w:t xml:space="preserve">all </w:t>
+      </w:r>
+      <w:proofErr w:type="spellStart"/>
+      <w:r>
+        <w:rPr>
+          <w:rFonts w:ascii="Arial" w:hAnsi="Arial" w:cs="Arial"/>
+        </w:rPr>
+        <w:t>bedfiles</w:t>
+      </w:r>
+      <w:proofErr w:type="spellEnd"/>
+      <w:r>
+        <w:rPr>
+          <w:rFonts w:ascii="Arial" w:hAnsi="Arial" w:cs="Arial"/>
+        </w:rPr>
+        <w:t xml:space="preserve"> for hits saved under </w:t>
+      </w:r>
+      <w:proofErr w:type="spellStart"/>
+      <w:r>
+        <w:rPr>
+          <w:rFonts w:ascii="Arial" w:hAnsi="Arial" w:cs="Arial"/>
+        </w:rPr>
+        <w:t>bedfiles</w:t>
+      </w:r>
+      <w:proofErr w:type="spellEnd"/>
+      <w:r>
+        <w:rPr>
+          <w:rFonts w:ascii="Arial" w:hAnsi="Arial" w:cs="Arial"/>
+        </w:rPr>
+        <w:t xml:space="preserve"> folders have </w:t>
+      </w:r>
+      <w:proofErr w:type="spellStart"/>
+      <w:r>
+        <w:rPr>
+          <w:rFonts w:ascii="Arial" w:hAnsi="Arial" w:cs="Arial"/>
+        </w:rPr>
+        <w:t>pval</w:t>
+      </w:r>
+      <w:proofErr w:type="spellEnd"/>
+      <w:r>
+        <w:rPr>
+          <w:rFonts w:ascii="Arial" w:hAnsi="Arial" w:cs="Arial"/>
+        </w:rPr>
+        <w:t xml:space="preserve"> in the score column but is not filtered with p &lt; 0.05</w:t>
       </w:r>
       <w:r>
         <w:rPr>
@@ -1673,7 +2721,35 @@
         <w:rPr>
           <w:rFonts w:ascii="Arial" w:hAnsi="Arial" w:cs="Arial"/>
         </w:rPr>
-        <w:t>so first go through all bedfiles and only keep the entries that has p val &lt;0.05</w:t>
+        <w:t xml:space="preserve">so first go through all </w:t>
+      </w:r>
+      <w:proofErr w:type="spellStart"/>
+      <w:r>
+        <w:rPr>
+          <w:rFonts w:ascii="Arial" w:hAnsi="Arial" w:cs="Arial"/>
+        </w:rPr>
+        <w:t>bedfiles</w:t>
+      </w:r>
+      <w:proofErr w:type="spellEnd"/>
+      <w:r>
+        <w:rPr>
+          <w:rFonts w:ascii="Arial" w:hAnsi="Arial" w:cs="Arial"/>
+        </w:rPr>
+        <w:t xml:space="preserve"> and only keep the entries that has p </w:t>
+      </w:r>
+      <w:proofErr w:type="spellStart"/>
+      <w:r>
+        <w:rPr>
+          <w:rFonts w:ascii="Arial" w:hAnsi="Arial" w:cs="Arial"/>
+        </w:rPr>
+        <w:t>val</w:t>
+      </w:r>
+      <w:proofErr w:type="spellEnd"/>
+      <w:r>
+        <w:rPr>
+          <w:rFonts w:ascii="Arial" w:hAnsi="Arial" w:cs="Arial"/>
+        </w:rPr>
+        <w:t xml:space="preserve"> &lt;0.05</w:t>
       </w:r>
       <w:r>
         <w:rPr>
@@ -1697,7 +2773,105 @@
         <w:rPr>
           <w:rFonts w:ascii="Arial" w:hAnsi="Arial" w:cs="Arial"/>
         </w:rPr>
-        <w:t xml:space="preserve"> The seekr pval is saved under col5 of the bedfile, and when shuffling using bedtools, the scores are kept the same as the hits. So both hits and 3 shuffles are filtered by col5 which is the same as filtering based on the hit seekr pval and keep its corresponding 3 shuffles. </w:t>
+        <w:t xml:space="preserve"> The </w:t>
+      </w:r>
+      <w:proofErr w:type="spellStart"/>
+      <w:r>
+        <w:rPr>
+          <w:rFonts w:ascii="Arial" w:hAnsi="Arial" w:cs="Arial"/>
+        </w:rPr>
+        <w:t>seekr</w:t>
+      </w:r>
+      <w:proofErr w:type="spellEnd"/>
+      <w:r>
+        <w:rPr>
+          <w:rFonts w:ascii="Arial" w:hAnsi="Arial" w:cs="Arial"/>
+        </w:rPr>
+        <w:t xml:space="preserve"> </w:t>
+      </w:r>
+      <w:proofErr w:type="spellStart"/>
+      <w:r>
+        <w:rPr>
+          <w:rFonts w:ascii="Arial" w:hAnsi="Arial" w:cs="Arial"/>
+        </w:rPr>
+        <w:t>pval</w:t>
+      </w:r>
+      <w:proofErr w:type="spellEnd"/>
+      <w:r>
+        <w:rPr>
+          <w:rFonts w:ascii="Arial" w:hAnsi="Arial" w:cs="Arial"/>
+        </w:rPr>
+        <w:t xml:space="preserve"> is saved under col5 of the </w:t>
+      </w:r>
+      <w:proofErr w:type="spellStart"/>
+      <w:r>
+        <w:rPr>
+          <w:rFonts w:ascii="Arial" w:hAnsi="Arial" w:cs="Arial"/>
+        </w:rPr>
+        <w:t>bedfile</w:t>
+      </w:r>
+      <w:proofErr w:type="spellEnd"/>
+      <w:r>
+        <w:rPr>
+          <w:rFonts w:ascii="Arial" w:hAnsi="Arial" w:cs="Arial"/>
+        </w:rPr>
+        <w:t xml:space="preserve">, and when shuffling using </w:t>
+      </w:r>
+      <w:proofErr w:type="spellStart"/>
+      <w:r>
+        <w:rPr>
+          <w:rFonts w:ascii="Arial" w:hAnsi="Arial" w:cs="Arial"/>
+        </w:rPr>
+        <w:t>bedtools</w:t>
+      </w:r>
+      <w:proofErr w:type="spellEnd"/>
+      <w:r>
+        <w:rPr>
+          <w:rFonts w:ascii="Arial" w:hAnsi="Arial" w:cs="Arial"/>
+        </w:rPr>
+        <w:t xml:space="preserve">, the scores are kept the same as the hits. </w:t>
+      </w:r>
+      <w:proofErr w:type="gramStart"/>
+      <w:r>
+        <w:rPr>
+          <w:rFonts w:ascii="Arial" w:hAnsi="Arial" w:cs="Arial"/>
+        </w:rPr>
+        <w:t>So</w:t>
+      </w:r>
+      <w:proofErr w:type="gramEnd"/>
+      <w:r>
+        <w:rPr>
+          <w:rFonts w:ascii="Arial" w:hAnsi="Arial" w:cs="Arial"/>
+        </w:rPr>
+        <w:t xml:space="preserve"> both hits and 3 shuffles are filtered by col5 which is the same as filtering based on the hit </w:t>
+      </w:r>
+      <w:proofErr w:type="spellStart"/>
+      <w:r>
+        <w:rPr>
+          <w:rFonts w:ascii="Arial" w:hAnsi="Arial" w:cs="Arial"/>
+        </w:rPr>
+        <w:t>seekr</w:t>
+      </w:r>
+      <w:proofErr w:type="spellEnd"/>
+      <w:r>
+        <w:rPr>
+          <w:rFonts w:ascii="Arial" w:hAnsi="Arial" w:cs="Arial"/>
+        </w:rPr>
+        <w:t xml:space="preserve"> </w:t>
+      </w:r>
+      <w:proofErr w:type="spellStart"/>
+      <w:r>
+        <w:rPr>
+          <w:rFonts w:ascii="Arial" w:hAnsi="Arial" w:cs="Arial"/>
+        </w:rPr>
+        <w:t>pval</w:t>
+      </w:r>
+      <w:proofErr w:type="spellEnd"/>
+      <w:r>
+        <w:rPr>
+          <w:rFonts w:ascii="Arial" w:hAnsi="Arial" w:cs="Arial"/>
+        </w:rPr>
+        <w:t xml:space="preserve"> and keep its corresponding 3 shuffles. </w:t>
       </w:r>
       <w:r>
         <w:rPr>
@@ -1723,7 +2897,21 @@
         <w:rPr>
           <w:rFonts w:ascii="Arial" w:hAnsi="Arial" w:cs="Arial"/>
         </w:rPr>
-        <w:t>for unspliced data,</w:t>
+        <w:t xml:space="preserve">for </w:t>
+      </w:r>
+      <w:proofErr w:type="spellStart"/>
+      <w:r>
+        <w:rPr>
+          <w:rFonts w:ascii="Arial" w:hAnsi="Arial" w:cs="Arial"/>
+        </w:rPr>
+        <w:t>unspliced</w:t>
+      </w:r>
+      <w:proofErr w:type="spellEnd"/>
+      <w:r>
+        <w:rPr>
+          <w:rFonts w:ascii="Arial" w:hAnsi="Arial" w:cs="Arial"/>
+        </w:rPr>
+        <w:t xml:space="preserve"> data,</w:t>
       </w:r>
       <w:r>
         <w:rPr>
@@ -1731,6 +2919,7 @@
         </w:rPr>
         <w:t xml:space="preserve"> intersect each </w:t>
       </w:r>
+      <w:proofErr w:type="spellStart"/>
       <w:r>
         <w:rPr>
           <w:rFonts w:ascii="Arial" w:hAnsi="Arial" w:cs="Arial"/>
@@ -1743,6 +2932,7 @@
         </w:rPr>
         <w:t>file</w:t>
       </w:r>
+      <w:proofErr w:type="spellEnd"/>
       <w:r>
         <w:rPr>
           <w:rFonts w:ascii="Arial" w:hAnsi="Arial" w:cs="Arial"/>
@@ -1848,6 +3038,7 @@
         </w:rPr>
         <w:t xml:space="preserve"> exact test using </w:t>
       </w:r>
+      <w:proofErr w:type="spellStart"/>
       <w:r>
         <w:rPr>
           <w:rFonts w:ascii="Arial" w:hAnsi="Arial" w:cs="Arial"/>
@@ -1860,7 +3051,15 @@
           <w:rFonts w:ascii="Arial" w:hAnsi="Arial" w:cs="Arial"/>
           <w:highlight w:val="yellow"/>
         </w:rPr>
-        <w:t>_allps</w:t>
+        <w:t>_</w:t>
+      </w:r>
+      <w:proofErr w:type="gramStart"/>
+      <w:r>
+        <w:rPr>
+          <w:rFonts w:ascii="Arial" w:hAnsi="Arial" w:cs="Arial"/>
+          <w:highlight w:val="yellow"/>
+        </w:rPr>
+        <w:t>allps</w:t>
       </w:r>
       <w:r>
         <w:rPr>
@@ -1869,11 +3068,25 @@
         </w:rPr>
         <w:t>.R</w:t>
       </w:r>
-      <w:r>
-        <w:rPr>
-          <w:rFonts w:ascii="Arial" w:hAnsi="Arial" w:cs="Arial"/>
-        </w:rPr>
-        <w:t>: calculate the mean of the 3 shuffles of how many overlaps vs non-overlaps, then do a Fisher’s exact test to</w:t>
+      <w:proofErr w:type="spellEnd"/>
+      <w:proofErr w:type="gramEnd"/>
+      <w:r>
+        <w:rPr>
+          <w:rFonts w:ascii="Arial" w:hAnsi="Arial" w:cs="Arial"/>
+        </w:rPr>
+        <w:t>: calculate the me</w:t>
+      </w:r>
+      <w:r>
+        <w:rPr>
+          <w:rFonts w:ascii="Arial" w:hAnsi="Arial" w:cs="Arial"/>
+        </w:rPr>
+        <w:t>dian</w:t>
+      </w:r>
+      <w:r>
+        <w:rPr>
+          <w:rFonts w:ascii="Arial" w:hAnsi="Arial" w:cs="Arial"/>
+        </w:rPr>
+        <w:t xml:space="preserve"> of the 3 shuffles of how many overlaps vs non-overlaps, then do a Fisher’s exact test to</w:t>
       </w:r>
       <w:r>
         <w:rPr>
@@ -1906,13 +3119,29 @@
           <w:rFonts w:ascii="Arial" w:hAnsi="Arial" w:cs="Arial"/>
           <w:color w:val="000000" w:themeColor="text1"/>
         </w:rPr>
-        <w:t xml:space="preserve">create bedfiles for each </w:t>
-      </w:r>
+        <w:t xml:space="preserve">create </w:t>
+      </w:r>
+      <w:proofErr w:type="spellStart"/>
       <w:r>
         <w:rPr>
           <w:rFonts w:ascii="Arial" w:hAnsi="Arial" w:cs="Arial"/>
           <w:color w:val="000000" w:themeColor="text1"/>
         </w:rPr>
+        <w:t>bedfiles</w:t>
+      </w:r>
+      <w:proofErr w:type="spellEnd"/>
+      <w:r>
+        <w:rPr>
+          <w:rFonts w:ascii="Arial" w:hAnsi="Arial" w:cs="Arial"/>
+          <w:color w:val="000000" w:themeColor="text1"/>
+        </w:rPr>
+        <w:t xml:space="preserve"> for each </w:t>
+      </w:r>
+      <w:r>
+        <w:rPr>
+          <w:rFonts w:ascii="Arial" w:hAnsi="Arial" w:cs="Arial"/>
+          <w:color w:val="000000" w:themeColor="text1"/>
+        </w:rPr>
         <w:t>gene type (protein-coding, lncRNA and others)</w:t>
       </w:r>
       <w:r>
@@ -1951,6 +3180,7 @@
         </w:rPr>
         <w:t xml:space="preserve"> </w:t>
       </w:r>
+      <w:proofErr w:type="spellStart"/>
       <w:r>
         <w:rPr>
           <w:rFonts w:ascii="Arial" w:hAnsi="Arial" w:cs="Arial"/>
@@ -1959,6 +3189,7 @@
         </w:rPr>
         <w:t>gen_bedfile.R</w:t>
       </w:r>
+      <w:proofErr w:type="spellEnd"/>
       <w:r>
         <w:rPr>
           <w:rFonts w:ascii="Arial" w:hAnsi="Arial" w:cs="Arial"/>
@@ -1999,7 +3230,35 @@
         <w:rPr>
           <w:rFonts w:ascii="Arial" w:hAnsi="Arial" w:cs="Arial"/>
         </w:rPr>
-        <w:t xml:space="preserve">for unspliced data, intersect each previously filtered bedfile (hits + 3 shuffles) with each type in </w:t>
+        <w:t xml:space="preserve">for </w:t>
+      </w:r>
+      <w:proofErr w:type="spellStart"/>
+      <w:r>
+        <w:rPr>
+          <w:rFonts w:ascii="Arial" w:hAnsi="Arial" w:cs="Arial"/>
+        </w:rPr>
+        <w:t>unspliced</w:t>
+      </w:r>
+      <w:proofErr w:type="spellEnd"/>
+      <w:r>
+        <w:rPr>
+          <w:rFonts w:ascii="Arial" w:hAnsi="Arial" w:cs="Arial"/>
+        </w:rPr>
+        <w:t xml:space="preserve"> data, intersect each previously filtered </w:t>
+      </w:r>
+      <w:proofErr w:type="spellStart"/>
+      <w:r>
+        <w:rPr>
+          <w:rFonts w:ascii="Arial" w:hAnsi="Arial" w:cs="Arial"/>
+        </w:rPr>
+        <w:t>bedfile</w:t>
+      </w:r>
+      <w:proofErr w:type="spellEnd"/>
+      <w:r>
+        <w:rPr>
+          <w:rFonts w:ascii="Arial" w:hAnsi="Arial" w:cs="Arial"/>
+        </w:rPr>
+        <w:t xml:space="preserve"> (hits + 3 shuffles) with each type in </w:t>
       </w:r>
       <w:r>
         <w:rPr>
@@ -2066,6 +3325,7 @@
         </w:rPr>
         <w:t xml:space="preserve">analyze results with Fisher’s exact test using </w:t>
       </w:r>
+      <w:proofErr w:type="spellStart"/>
       <w:r>
         <w:rPr>
           <w:rFonts w:ascii="Arial" w:hAnsi="Arial" w:cs="Arial"/>
@@ -2073,11 +3333,24 @@
         </w:rPr>
         <w:t>genetype_stats_allps.R</w:t>
       </w:r>
-      <w:r>
-        <w:rPr>
-          <w:rFonts w:ascii="Arial" w:hAnsi="Arial" w:cs="Arial"/>
-        </w:rPr>
-        <w:t>: calculate the mean of the 3 shuffles of how many overlaps vs non-overlaps, then do a Fisher’s exact test to compare the hits overlap counts vs the shuffle’s overlap counts to see if the hits associate with a certain feature significantly and plot</w:t>
+      <w:proofErr w:type="spellEnd"/>
+      <w:r>
+        <w:rPr>
+          <w:rFonts w:ascii="Arial" w:hAnsi="Arial" w:cs="Arial"/>
+        </w:rPr>
+        <w:t>: calculate the me</w:t>
+      </w:r>
+      <w:r>
+        <w:rPr>
+          <w:rFonts w:ascii="Arial" w:hAnsi="Arial" w:cs="Arial"/>
+        </w:rPr>
+        <w:t>dian</w:t>
+      </w:r>
+      <w:r>
+        <w:rPr>
+          <w:rFonts w:ascii="Arial" w:hAnsi="Arial" w:cs="Arial"/>
+        </w:rPr>
+        <w:t xml:space="preserve"> of the 3 shuffles of how many overlaps vs non-overlaps, then do a Fisher’s exact test to compare the hits overlap counts vs the shuffle’s overlap counts to see if the hits associate with a certain feature significantly and plot</w:t>
       </w:r>
     </w:p>
     <w:p>
@@ -2115,7 +3388,119 @@
           <w:rFonts w:ascii="Arial" w:hAnsi="Arial" w:cs="Arial"/>
         </w:rPr>
         <w:lastRenderedPageBreak/>
-        <w:t xml:space="preserve">Run seqstosummary on functional domains that are critical for XIST and NEAT1 function. For XIST, run rA, rD, rE and rF independently and rB1 and rB2 together as the query sequences. For NEAT1, run N1 and N22 independently and N9 to N10, N11 to N16 togther as the query sequences. These are defined as the functional modules for XIST and NEAT1. Search against all spliced and unspliced transcripts, with v47.lncRNA.can.500.nodup.OT1fixed.fa as the background and null sequences, using 0.05, 0.01 and 0.001 as the p value thresholds. </w:t>
+        <w:t xml:space="preserve">Run </w:t>
+      </w:r>
+      <w:proofErr w:type="spellStart"/>
+      <w:r>
+        <w:rPr>
+          <w:rFonts w:ascii="Arial" w:hAnsi="Arial" w:cs="Arial"/>
+        </w:rPr>
+        <w:t>seqstosummary</w:t>
+      </w:r>
+      <w:proofErr w:type="spellEnd"/>
+      <w:r>
+        <w:rPr>
+          <w:rFonts w:ascii="Arial" w:hAnsi="Arial" w:cs="Arial"/>
+        </w:rPr>
+        <w:t xml:space="preserve"> on functional domains that are critical for XIST and NEAT1 function. For XIST, run </w:t>
+      </w:r>
+      <w:proofErr w:type="spellStart"/>
+      <w:r>
+        <w:rPr>
+          <w:rFonts w:ascii="Arial" w:hAnsi="Arial" w:cs="Arial"/>
+        </w:rPr>
+        <w:t>rA</w:t>
+      </w:r>
+      <w:proofErr w:type="spellEnd"/>
+      <w:r>
+        <w:rPr>
+          <w:rFonts w:ascii="Arial" w:hAnsi="Arial" w:cs="Arial"/>
+        </w:rPr>
+        <w:t xml:space="preserve">, </w:t>
+      </w:r>
+      <w:proofErr w:type="spellStart"/>
+      <w:r>
+        <w:rPr>
+          <w:rFonts w:ascii="Arial" w:hAnsi="Arial" w:cs="Arial"/>
+        </w:rPr>
+        <w:t>rD</w:t>
+      </w:r>
+      <w:proofErr w:type="spellEnd"/>
+      <w:r>
+        <w:rPr>
+          <w:rFonts w:ascii="Arial" w:hAnsi="Arial" w:cs="Arial"/>
+        </w:rPr>
+        <w:t xml:space="preserve">, </w:t>
+      </w:r>
+      <w:proofErr w:type="spellStart"/>
+      <w:r>
+        <w:rPr>
+          <w:rFonts w:ascii="Arial" w:hAnsi="Arial" w:cs="Arial"/>
+        </w:rPr>
+        <w:t>rE</w:t>
+      </w:r>
+      <w:proofErr w:type="spellEnd"/>
+      <w:r>
+        <w:rPr>
+          <w:rFonts w:ascii="Arial" w:hAnsi="Arial" w:cs="Arial"/>
+        </w:rPr>
+        <w:t xml:space="preserve"> and </w:t>
+      </w:r>
+      <w:proofErr w:type="spellStart"/>
+      <w:r>
+        <w:rPr>
+          <w:rFonts w:ascii="Arial" w:hAnsi="Arial" w:cs="Arial"/>
+        </w:rPr>
+        <w:t>rF</w:t>
+      </w:r>
+      <w:proofErr w:type="spellEnd"/>
+      <w:r>
+        <w:rPr>
+          <w:rFonts w:ascii="Arial" w:hAnsi="Arial" w:cs="Arial"/>
+        </w:rPr>
+        <w:t xml:space="preserve"> independently and rB1 and rB2 together as the query sequences. For NEAT1, run N1 and N22 independently and N9 to N10, N11 to N16 </w:t>
+      </w:r>
+      <w:proofErr w:type="spellStart"/>
+      <w:r>
+        <w:rPr>
+          <w:rFonts w:ascii="Arial" w:hAnsi="Arial" w:cs="Arial"/>
+        </w:rPr>
+        <w:t>togther</w:t>
+      </w:r>
+      <w:proofErr w:type="spellEnd"/>
+      <w:r>
+        <w:rPr>
+          <w:rFonts w:ascii="Arial" w:hAnsi="Arial" w:cs="Arial"/>
+        </w:rPr>
+        <w:t xml:space="preserve"> as the query sequences. These are defined as the functional modules for XIST and NEAT1. Search against all spliced and </w:t>
+      </w:r>
+      <w:proofErr w:type="spellStart"/>
+      <w:r>
+        <w:rPr>
+          <w:rFonts w:ascii="Arial" w:hAnsi="Arial" w:cs="Arial"/>
+        </w:rPr>
+        <w:t>unspliced</w:t>
+      </w:r>
+      <w:proofErr w:type="spellEnd"/>
+      <w:r>
+        <w:rPr>
+          <w:rFonts w:ascii="Arial" w:hAnsi="Arial" w:cs="Arial"/>
+        </w:rPr>
+        <w:t xml:space="preserve"> transcripts, with </w:t>
+      </w:r>
+      <w:proofErr w:type="gramStart"/>
+      <w:r>
+        <w:rPr>
+          <w:rFonts w:ascii="Arial" w:hAnsi="Arial" w:cs="Arial"/>
+        </w:rPr>
+        <w:t>v47.lncRNA.can.500.nodup</w:t>
+      </w:r>
+      <w:proofErr w:type="gramEnd"/>
+      <w:r>
+        <w:rPr>
+          <w:rFonts w:ascii="Arial" w:hAnsi="Arial" w:cs="Arial"/>
+        </w:rPr>
+        <w:t xml:space="preserve">.OT1fixed.fa as the background and null sequences, using 0.05, 0.01 and 0.001 as the p value thresholds. </w:t>
       </w:r>
       <w:r>
         <w:rPr>
@@ -2135,28 +3520,123 @@
         <w:rPr>
           <w:rFonts w:ascii="Arial" w:hAnsi="Arial" w:cs="Arial"/>
         </w:rPr>
-        <w:t>For all spliced and unspliced transcripts, firstly filter to retain only the transcripts that has at least one hit to all functional modules for XIST or NEAT1 as mentioned above. Then for XIST, require transcripts that has a hit to rA and rF within its first 3kb, and then followed by hits to both rB1/2 and rD, followed by a hit to rE at p threshold 0.05, 0.01 and 0.001. Similarly, for NEAT1, require transcripts that has a hit to N1 within its first 3kb, followed by hits to N9-10, followed by at least 1kb of hits to N11-16, and lastly a hit to N22 at p threshold 0.05, 0.01 and 0.001.</w:t>
-      </w:r>
-    </w:p>
-    <w:p>
-      <w:pPr>
-        <w:rPr>
-          <w:rFonts w:ascii="Arial" w:hAnsi="Arial" w:cs="Arial"/>
-        </w:rPr>
-      </w:pPr>
-      <w:r>
-        <w:rPr>
-          <w:rFonts w:ascii="Arial" w:hAnsi="Arial" w:cs="Arial"/>
-        </w:rPr>
-        <w:t xml:space="preserve">Gene biotype from comprehensive_annotation_v47_unspliced_new_kcnq1ot1_1_22_25.gtf was added to each transcripts that are pattern-matched to either XIST or NEAT1, at all three p value thresholds. </w:t>
-      </w:r>
-      <w:r>
-        <w:rPr>
-          <w:rFonts w:ascii="Arial" w:hAnsi="Arial" w:cs="Arial"/>
-          <w:highlight w:val="yellow"/>
-        </w:rPr>
-        <w:t>codes: patternstats.R</w:t>
-      </w:r>
+        <w:t xml:space="preserve">For all spliced and </w:t>
+      </w:r>
+      <w:proofErr w:type="spellStart"/>
+      <w:r>
+        <w:rPr>
+          <w:rFonts w:ascii="Arial" w:hAnsi="Arial" w:cs="Arial"/>
+        </w:rPr>
+        <w:t>unspliced</w:t>
+      </w:r>
+      <w:proofErr w:type="spellEnd"/>
+      <w:r>
+        <w:rPr>
+          <w:rFonts w:ascii="Arial" w:hAnsi="Arial" w:cs="Arial"/>
+        </w:rPr>
+        <w:t xml:space="preserve"> transcripts, firstly filter to retain only the transcripts that has at least one hit to all functional modules for XIST or NEAT1 as mentioned above. Then for XIST, require transcripts that has a hit to </w:t>
+      </w:r>
+      <w:proofErr w:type="spellStart"/>
+      <w:r>
+        <w:rPr>
+          <w:rFonts w:ascii="Arial" w:hAnsi="Arial" w:cs="Arial"/>
+        </w:rPr>
+        <w:t>rA</w:t>
+      </w:r>
+      <w:proofErr w:type="spellEnd"/>
+      <w:r>
+        <w:rPr>
+          <w:rFonts w:ascii="Arial" w:hAnsi="Arial" w:cs="Arial"/>
+        </w:rPr>
+        <w:t xml:space="preserve"> and </w:t>
+      </w:r>
+      <w:proofErr w:type="spellStart"/>
+      <w:r>
+        <w:rPr>
+          <w:rFonts w:ascii="Arial" w:hAnsi="Arial" w:cs="Arial"/>
+        </w:rPr>
+        <w:t>rF</w:t>
+      </w:r>
+      <w:proofErr w:type="spellEnd"/>
+      <w:r>
+        <w:rPr>
+          <w:rFonts w:ascii="Arial" w:hAnsi="Arial" w:cs="Arial"/>
+        </w:rPr>
+        <w:t xml:space="preserve"> within its first 3kb, and then followed by hits to both rB1/2 and </w:t>
+      </w:r>
+      <w:proofErr w:type="spellStart"/>
+      <w:r>
+        <w:rPr>
+          <w:rFonts w:ascii="Arial" w:hAnsi="Arial" w:cs="Arial"/>
+        </w:rPr>
+        <w:t>rD</w:t>
+      </w:r>
+      <w:proofErr w:type="spellEnd"/>
+      <w:r>
+        <w:rPr>
+          <w:rFonts w:ascii="Arial" w:hAnsi="Arial" w:cs="Arial"/>
+        </w:rPr>
+        <w:t xml:space="preserve">, followed by a hit to </w:t>
+      </w:r>
+      <w:proofErr w:type="spellStart"/>
+      <w:r>
+        <w:rPr>
+          <w:rFonts w:ascii="Arial" w:hAnsi="Arial" w:cs="Arial"/>
+        </w:rPr>
+        <w:t>rE</w:t>
+      </w:r>
+      <w:proofErr w:type="spellEnd"/>
+      <w:r>
+        <w:rPr>
+          <w:rFonts w:ascii="Arial" w:hAnsi="Arial" w:cs="Arial"/>
+        </w:rPr>
+        <w:t xml:space="preserve"> at p threshold 0.05, 0.01 and 0.001. Similarly, for NEAT1, require transcripts that has a hit to N1 within its first 3kb, followed by hits to N9-10, followed by at least 1kb of hits to N11-16, and lastly a hit to N22 at p threshold 0.05, 0.01 and 0.001.</w:t>
+      </w:r>
+    </w:p>
+    <w:p>
+      <w:pPr>
+        <w:rPr>
+          <w:rFonts w:ascii="Arial" w:hAnsi="Arial" w:cs="Arial"/>
+        </w:rPr>
+      </w:pPr>
+      <w:r>
+        <w:rPr>
+          <w:rFonts w:ascii="Arial" w:hAnsi="Arial" w:cs="Arial"/>
+        </w:rPr>
+        <w:t xml:space="preserve">Gene biotype from comprehensive_annotation_v47_unspliced_new_kcnq1ot1_1_22_25.gtf was added to each </w:t>
+      </w:r>
+      <w:proofErr w:type="gramStart"/>
+      <w:r>
+        <w:rPr>
+          <w:rFonts w:ascii="Arial" w:hAnsi="Arial" w:cs="Arial"/>
+        </w:rPr>
+        <w:t>transcripts</w:t>
+      </w:r>
+      <w:proofErr w:type="gramEnd"/>
+      <w:r>
+        <w:rPr>
+          <w:rFonts w:ascii="Arial" w:hAnsi="Arial" w:cs="Arial"/>
+        </w:rPr>
+        <w:t xml:space="preserve"> that are pattern-matched to either XIST or NEAT1, at all three p value thresholds. </w:t>
+      </w:r>
+      <w:r>
+        <w:rPr>
+          <w:rFonts w:ascii="Arial" w:hAnsi="Arial" w:cs="Arial"/>
+          <w:highlight w:val="yellow"/>
+        </w:rPr>
+        <w:t xml:space="preserve">codes: </w:t>
+      </w:r>
+      <w:proofErr w:type="spellStart"/>
+      <w:proofErr w:type="gramStart"/>
+      <w:r>
+        <w:rPr>
+          <w:rFonts w:ascii="Arial" w:hAnsi="Arial" w:cs="Arial"/>
+          <w:highlight w:val="yellow"/>
+        </w:rPr>
+        <w:t>patternstats.R</w:t>
+      </w:r>
+      <w:proofErr w:type="spellEnd"/>
+      <w:proofErr w:type="gramEnd"/>
     </w:p>
     <w:p>
       <w:pPr>
@@ -2217,7 +3697,67 @@
           <w:kern w:val="0"/>
           <w14:ligatures w14:val="none"/>
         </w:rPr>
-        <w:t xml:space="preserve"> found 1074 semi-extractable RNAs across 5 cell lines, among which NEAT1 is one of the remarkable example. Match the semi-extractable RNAs with the unspliced transcripts by gene name. Out of the 6663 unspliced transcripts, there are 69 transcripts with matched gene name in the semi-extractable list. We also matched NEAT1 pattern-matched transcripts at p 0.05, 0.01 and 0.001 with the semi-extractable list. Then the 2-by-2 contingency table can be created as:</w:t>
+        <w:t xml:space="preserve"> found 1074 semi-extractable RNAs across 5 cell lines, among which NEAT1 is one of the remarkable </w:t>
+      </w:r>
+      <w:proofErr w:type="gramStart"/>
+      <w:r>
+        <w:rPr>
+          <w:rFonts w:ascii="Arial" w:eastAsia="Times New Roman" w:hAnsi="Arial" w:cs="Arial"/>
+          <w:color w:val="1D1C1D"/>
+          <w:kern w:val="0"/>
+          <w14:ligatures w14:val="none"/>
+        </w:rPr>
+        <w:t>example</w:t>
+      </w:r>
+      <w:proofErr w:type="gramEnd"/>
+      <w:r>
+        <w:rPr>
+          <w:rFonts w:ascii="Arial" w:eastAsia="Times New Roman" w:hAnsi="Arial" w:cs="Arial"/>
+          <w:color w:val="1D1C1D"/>
+          <w:kern w:val="0"/>
+          <w14:ligatures w14:val="none"/>
+        </w:rPr>
+        <w:t xml:space="preserve">. Match the semi-extractable RNAs with the </w:t>
+      </w:r>
+      <w:proofErr w:type="spellStart"/>
+      <w:r>
+        <w:rPr>
+          <w:rFonts w:ascii="Arial" w:eastAsia="Times New Roman" w:hAnsi="Arial" w:cs="Arial"/>
+          <w:color w:val="1D1C1D"/>
+          <w:kern w:val="0"/>
+          <w14:ligatures w14:val="none"/>
+        </w:rPr>
+        <w:t>unspliced</w:t>
+      </w:r>
+      <w:proofErr w:type="spellEnd"/>
+      <w:r>
+        <w:rPr>
+          <w:rFonts w:ascii="Arial" w:eastAsia="Times New Roman" w:hAnsi="Arial" w:cs="Arial"/>
+          <w:color w:val="1D1C1D"/>
+          <w:kern w:val="0"/>
+          <w14:ligatures w14:val="none"/>
+        </w:rPr>
+        <w:t xml:space="preserve"> transcripts by gene name. Out of the 6663 </w:t>
+      </w:r>
+      <w:proofErr w:type="spellStart"/>
+      <w:r>
+        <w:rPr>
+          <w:rFonts w:ascii="Arial" w:eastAsia="Times New Roman" w:hAnsi="Arial" w:cs="Arial"/>
+          <w:color w:val="1D1C1D"/>
+          <w:kern w:val="0"/>
+          <w14:ligatures w14:val="none"/>
+        </w:rPr>
+        <w:t>unspliced</w:t>
+      </w:r>
+      <w:proofErr w:type="spellEnd"/>
+      <w:r>
+        <w:rPr>
+          <w:rFonts w:ascii="Arial" w:eastAsia="Times New Roman" w:hAnsi="Arial" w:cs="Arial"/>
+          <w:color w:val="1D1C1D"/>
+          <w:kern w:val="0"/>
+          <w14:ligatures w14:val="none"/>
+        </w:rPr>
+        <w:t xml:space="preserve"> transcripts, there are 69 transcripts with matched gene name in the semi-extractable list. We also matched NEAT1 pattern-matched transcripts at p 0.05, 0.01 and 0.001 with the semi-extractable list. Then the 2-by-2 contingency table can be created as:</w:t>
       </w:r>
     </w:p>
     <w:tbl>
@@ -2245,7 +3785,6 @@
         <w:tc>
           <w:tcPr>
             <w:tcW w:w="1300" w:type="dxa"/>
-            <w:shd w:val="clear" w:color="auto" w:fill="auto"/>
             <w:noWrap/>
             <w:vAlign w:val="bottom"/>
             <w:hideMark/>
@@ -2264,7 +3803,6 @@
         <w:tc>
           <w:tcPr>
             <w:tcW w:w="1300" w:type="dxa"/>
-            <w:shd w:val="clear" w:color="auto" w:fill="auto"/>
             <w:noWrap/>
             <w:vAlign w:val="bottom"/>
             <w:hideMark/>
@@ -2293,7 +3831,6 @@
         <w:tc>
           <w:tcPr>
             <w:tcW w:w="1300" w:type="dxa"/>
-            <w:shd w:val="clear" w:color="auto" w:fill="auto"/>
             <w:noWrap/>
             <w:vAlign w:val="bottom"/>
             <w:hideMark/>
@@ -2327,7 +3864,6 @@
         <w:tc>
           <w:tcPr>
             <w:tcW w:w="1300" w:type="dxa"/>
-            <w:shd w:val="clear" w:color="auto" w:fill="auto"/>
             <w:noWrap/>
             <w:vAlign w:val="bottom"/>
             <w:hideMark/>
@@ -2356,7 +3892,6 @@
         <w:tc>
           <w:tcPr>
             <w:tcW w:w="1300" w:type="dxa"/>
-            <w:shd w:val="clear" w:color="auto" w:fill="auto"/>
             <w:noWrap/>
             <w:vAlign w:val="bottom"/>
             <w:hideMark/>
@@ -2377,7 +3912,6 @@
         <w:tc>
           <w:tcPr>
             <w:tcW w:w="1300" w:type="dxa"/>
-            <w:shd w:val="clear" w:color="auto" w:fill="auto"/>
             <w:noWrap/>
             <w:vAlign w:val="bottom"/>
             <w:hideMark/>
@@ -2403,7 +3937,6 @@
         <w:tc>
           <w:tcPr>
             <w:tcW w:w="1300" w:type="dxa"/>
-            <w:shd w:val="clear" w:color="auto" w:fill="auto"/>
             <w:noWrap/>
             <w:vAlign w:val="bottom"/>
             <w:hideMark/>
@@ -2418,6 +3951,7 @@
                 <w14:ligatures w14:val="none"/>
               </w:rPr>
             </w:pPr>
+            <w:proofErr w:type="spellStart"/>
             <w:r>
               <w:rPr>
                 <w:rFonts w:ascii="Arial" w:eastAsia="Times New Roman" w:hAnsi="Arial" w:cs="Arial"/>
@@ -2427,12 +3961,12 @@
               </w:rPr>
               <w:t>unspliced</w:t>
             </w:r>
+            <w:proofErr w:type="spellEnd"/>
           </w:p>
         </w:tc>
         <w:tc>
           <w:tcPr>
             <w:tcW w:w="1300" w:type="dxa"/>
-            <w:shd w:val="clear" w:color="auto" w:fill="auto"/>
             <w:noWrap/>
             <w:vAlign w:val="bottom"/>
             <w:hideMark/>
@@ -2453,7 +3987,6 @@
         <w:tc>
           <w:tcPr>
             <w:tcW w:w="1300" w:type="dxa"/>
-            <w:shd w:val="clear" w:color="auto" w:fill="auto"/>
             <w:noWrap/>
             <w:vAlign w:val="bottom"/>
             <w:hideMark/>
@@ -2509,8 +4042,26 @@
           <w:rFonts w:ascii="Arial" w:hAnsi="Arial" w:cs="Arial"/>
           <w:highlight w:val="yellow"/>
         </w:rPr>
-        <w:t>code: intersect_names.R</w:t>
-      </w:r>
+        <w:t xml:space="preserve">code: </w:t>
+      </w:r>
+      <w:proofErr w:type="spellStart"/>
+      <w:r>
+        <w:rPr>
+          <w:rFonts w:ascii="Arial" w:hAnsi="Arial" w:cs="Arial"/>
+          <w:highlight w:val="yellow"/>
+        </w:rPr>
+        <w:t>intersect_</w:t>
+      </w:r>
+      <w:proofErr w:type="gramStart"/>
+      <w:r>
+        <w:rPr>
+          <w:rFonts w:ascii="Arial" w:hAnsi="Arial" w:cs="Arial"/>
+          <w:highlight w:val="yellow"/>
+        </w:rPr>
+        <w:t>names.R</w:t>
+      </w:r>
+      <w:proofErr w:type="spellEnd"/>
+      <w:proofErr w:type="gramEnd"/>
     </w:p>
     <w:p>
       <w:pPr>
@@ -2561,7 +4112,21 @@
         <w:rPr>
           <w:rFonts w:ascii="Arial" w:hAnsi="Arial" w:cs="Arial"/>
         </w:rPr>
-        <w:t>Get unique RBP list that is significant in p 0.05 in the top5RBP list for the functional modules mentioned above in XIST and NEAT1 (X repeats, N1, 9-16,22), 32 in total. This is called XNsigRBP list.</w:t>
+        <w:t xml:space="preserve">Get unique RBP list that is significant in p 0.05 in the top5RBP list for the functional modules mentioned above in XIST and NEAT1 (X repeats, N1, 9-16,22), 32 in total. This is called </w:t>
+      </w:r>
+      <w:proofErr w:type="spellStart"/>
+      <w:r>
+        <w:rPr>
+          <w:rFonts w:ascii="Arial" w:hAnsi="Arial" w:cs="Arial"/>
+        </w:rPr>
+        <w:t>XNsigRBP</w:t>
+      </w:r>
+      <w:proofErr w:type="spellEnd"/>
+      <w:r>
+        <w:rPr>
+          <w:rFonts w:ascii="Arial" w:hAnsi="Arial" w:cs="Arial"/>
+        </w:rPr>
+        <w:t xml:space="preserve"> list.</w:t>
       </w:r>
       <w:r>
         <w:rPr>
@@ -2574,40 +4139,113 @@
           <w:rFonts w:ascii="Arial" w:hAnsi="Arial" w:cs="Arial"/>
           <w:highlight w:val="yellow"/>
         </w:rPr>
-        <w:t>code: get_sigRBP.R</w:t>
-      </w:r>
-    </w:p>
-    <w:p>
-      <w:pPr>
-        <w:rPr>
-          <w:rFonts w:ascii="Arial" w:hAnsi="Arial" w:cs="Arial"/>
-        </w:rPr>
-      </w:pPr>
-      <w:r>
-        <w:rPr>
-          <w:rFonts w:ascii="Arial" w:hAnsi="Arial" w:cs="Arial"/>
-        </w:rPr>
-        <w:t>readcounts file: readcounts_pre_filter_eCLIP_11_7_24_all.txt gives the read counts AFTER per-replicate downsampling and merging but BEFORE strand splitting and peak filtering. This is used for rpm calculation.</w:t>
-      </w:r>
-    </w:p>
-    <w:p>
-      <w:pPr>
-        <w:rPr>
-          <w:rFonts w:ascii="Arial" w:hAnsi="Arial" w:cs="Arial"/>
-        </w:rPr>
-      </w:pPr>
-      <w:r>
-        <w:rPr>
-          <w:rFonts w:ascii="Arial" w:hAnsi="Arial" w:cs="Arial"/>
-        </w:rPr>
-        <w:t>All unspliced transcripts are cut into 25 bp window for read counting.</w:t>
-      </w:r>
+        <w:t xml:space="preserve">code: </w:t>
+      </w:r>
+      <w:proofErr w:type="spellStart"/>
+      <w:r>
+        <w:rPr>
+          <w:rFonts w:ascii="Arial" w:hAnsi="Arial" w:cs="Arial"/>
+          <w:highlight w:val="yellow"/>
+        </w:rPr>
+        <w:t>get_sigRBP.R</w:t>
+      </w:r>
+      <w:proofErr w:type="spellEnd"/>
+    </w:p>
+    <w:p>
+      <w:pPr>
+        <w:rPr>
+          <w:rFonts w:ascii="Arial" w:hAnsi="Arial" w:cs="Arial"/>
+        </w:rPr>
+      </w:pPr>
+      <w:proofErr w:type="spellStart"/>
+      <w:r>
+        <w:rPr>
+          <w:rFonts w:ascii="Arial" w:hAnsi="Arial" w:cs="Arial"/>
+        </w:rPr>
+        <w:t>readcounts</w:t>
+      </w:r>
+      <w:proofErr w:type="spellEnd"/>
+      <w:r>
+        <w:rPr>
+          <w:rFonts w:ascii="Arial" w:hAnsi="Arial" w:cs="Arial"/>
+        </w:rPr>
+        <w:t xml:space="preserve"> file: readcounts_pre_filter_eCLIP_11_7_24_all.txt gives the read counts AFTER </w:t>
+      </w:r>
+      <w:proofErr w:type="gramStart"/>
+      <w:r>
+        <w:rPr>
+          <w:rFonts w:ascii="Arial" w:hAnsi="Arial" w:cs="Arial"/>
+        </w:rPr>
+        <w:t>per-replicate</w:t>
+      </w:r>
+      <w:proofErr w:type="gramEnd"/>
       <w:r>
         <w:rPr>
           <w:rFonts w:ascii="Arial" w:hAnsi="Arial" w:cs="Arial"/>
         </w:rPr>
         <w:t xml:space="preserve"> </w:t>
       </w:r>
+      <w:proofErr w:type="spellStart"/>
+      <w:r>
+        <w:rPr>
+          <w:rFonts w:ascii="Arial" w:hAnsi="Arial" w:cs="Arial"/>
+        </w:rPr>
+        <w:t>downsampling</w:t>
+      </w:r>
+      <w:proofErr w:type="spellEnd"/>
+      <w:r>
+        <w:rPr>
+          <w:rFonts w:ascii="Arial" w:hAnsi="Arial" w:cs="Arial"/>
+        </w:rPr>
+        <w:t xml:space="preserve"> and merging but BEFORE strand splitting and peak filtering. This is used for rpm calculation.</w:t>
+      </w:r>
+    </w:p>
+    <w:p>
+      <w:pPr>
+        <w:rPr>
+          <w:rFonts w:ascii="Arial" w:hAnsi="Arial" w:cs="Arial"/>
+        </w:rPr>
+      </w:pPr>
+      <w:r>
+        <w:rPr>
+          <w:rFonts w:ascii="Arial" w:hAnsi="Arial" w:cs="Arial"/>
+        </w:rPr>
+        <w:t xml:space="preserve">All </w:t>
+      </w:r>
+      <w:proofErr w:type="spellStart"/>
+      <w:r>
+        <w:rPr>
+          <w:rFonts w:ascii="Arial" w:hAnsi="Arial" w:cs="Arial"/>
+        </w:rPr>
+        <w:t>unspliced</w:t>
+      </w:r>
+      <w:proofErr w:type="spellEnd"/>
+      <w:r>
+        <w:rPr>
+          <w:rFonts w:ascii="Arial" w:hAnsi="Arial" w:cs="Arial"/>
+        </w:rPr>
+        <w:t xml:space="preserve"> transcripts are cut into 25 bp </w:t>
+      </w:r>
+      <w:proofErr w:type="gramStart"/>
+      <w:r>
+        <w:rPr>
+          <w:rFonts w:ascii="Arial" w:hAnsi="Arial" w:cs="Arial"/>
+        </w:rPr>
+        <w:t>window</w:t>
+      </w:r>
+      <w:proofErr w:type="gramEnd"/>
+      <w:r>
+        <w:rPr>
+          <w:rFonts w:ascii="Arial" w:hAnsi="Arial" w:cs="Arial"/>
+        </w:rPr>
+        <w:t xml:space="preserve"> for read counting.</w:t>
+      </w:r>
+      <w:r>
+        <w:rPr>
+          <w:rFonts w:ascii="Arial" w:hAnsi="Arial" w:cs="Arial"/>
+        </w:rPr>
+        <w:t xml:space="preserve"> </w:t>
+      </w:r>
       <w:r>
         <w:rPr>
           <w:rFonts w:ascii="Arial" w:hAnsi="Arial" w:cs="Arial"/>
@@ -2619,27 +4257,81 @@
           <w:rFonts w:ascii="Arial" w:hAnsi="Arial" w:cs="Arial"/>
           <w:highlight w:val="yellow"/>
         </w:rPr>
-        <w:t xml:space="preserve"> gen_chunk_bedfile.R</w:t>
-      </w:r>
-    </w:p>
-    <w:p>
-      <w:pPr>
-        <w:rPr>
-          <w:rFonts w:ascii="Arial" w:hAnsi="Arial" w:cs="Arial"/>
-        </w:rPr>
-      </w:pPr>
-      <w:r>
-        <w:rPr>
-          <w:rFonts w:ascii="Arial" w:hAnsi="Arial" w:cs="Arial"/>
-        </w:rPr>
-        <w:t>Bedtools multicov was used to count reads aligned to each of the bedfiles.</w:t>
-      </w:r>
-      <w:r>
-        <w:rPr>
-          <w:rFonts w:ascii="Arial" w:hAnsi="Arial" w:cs="Arial"/>
-        </w:rPr>
         <w:t xml:space="preserve"> </w:t>
       </w:r>
+      <w:proofErr w:type="spellStart"/>
+      <w:r>
+        <w:rPr>
+          <w:rFonts w:ascii="Arial" w:hAnsi="Arial" w:cs="Arial"/>
+          <w:highlight w:val="yellow"/>
+        </w:rPr>
+        <w:t>gen_chunk_</w:t>
+      </w:r>
+      <w:proofErr w:type="gramStart"/>
+      <w:r>
+        <w:rPr>
+          <w:rFonts w:ascii="Arial" w:hAnsi="Arial" w:cs="Arial"/>
+          <w:highlight w:val="yellow"/>
+        </w:rPr>
+        <w:t>bedfile.R</w:t>
+      </w:r>
+      <w:proofErr w:type="spellEnd"/>
+      <w:proofErr w:type="gramEnd"/>
+    </w:p>
+    <w:p>
+      <w:pPr>
+        <w:rPr>
+          <w:rFonts w:ascii="Arial" w:hAnsi="Arial" w:cs="Arial"/>
+        </w:rPr>
+      </w:pPr>
+      <w:proofErr w:type="spellStart"/>
+      <w:r>
+        <w:rPr>
+          <w:rFonts w:ascii="Arial" w:hAnsi="Arial" w:cs="Arial"/>
+        </w:rPr>
+        <w:t>Bedtools</w:t>
+      </w:r>
+      <w:proofErr w:type="spellEnd"/>
+      <w:r>
+        <w:rPr>
+          <w:rFonts w:ascii="Arial" w:hAnsi="Arial" w:cs="Arial"/>
+        </w:rPr>
+        <w:t xml:space="preserve"> </w:t>
+      </w:r>
+      <w:proofErr w:type="spellStart"/>
+      <w:r>
+        <w:rPr>
+          <w:rFonts w:ascii="Arial" w:hAnsi="Arial" w:cs="Arial"/>
+        </w:rPr>
+        <w:t>multicov</w:t>
+      </w:r>
+      <w:proofErr w:type="spellEnd"/>
+      <w:r>
+        <w:rPr>
+          <w:rFonts w:ascii="Arial" w:hAnsi="Arial" w:cs="Arial"/>
+        </w:rPr>
+        <w:t xml:space="preserve"> was used to count reads aligned to each of the </w:t>
+      </w:r>
+      <w:proofErr w:type="spellStart"/>
+      <w:r>
+        <w:rPr>
+          <w:rFonts w:ascii="Arial" w:hAnsi="Arial" w:cs="Arial"/>
+        </w:rPr>
+        <w:t>bedfiles</w:t>
+      </w:r>
+      <w:proofErr w:type="spellEnd"/>
+      <w:r>
+        <w:rPr>
+          <w:rFonts w:ascii="Arial" w:hAnsi="Arial" w:cs="Arial"/>
+        </w:rPr>
+        <w:t>.</w:t>
+      </w:r>
+      <w:r>
+        <w:rPr>
+          <w:rFonts w:ascii="Arial" w:hAnsi="Arial" w:cs="Arial"/>
+        </w:rPr>
+        <w:t xml:space="preserve"> </w:t>
+      </w:r>
       <w:r>
         <w:rPr>
           <w:rFonts w:ascii="Arial" w:hAnsi="Arial" w:cs="Arial"/>
@@ -2658,27 +4350,101 @@
         <w:rPr>
           <w:rFonts w:ascii="Arial" w:hAnsi="Arial" w:cs="Arial"/>
         </w:rPr>
-        <w:t xml:space="preserve">Replicate-averaged, RPM-normalized read densities in 25 nt bins across the set of 6663 unspliced transcripts for each RIP-seq protein target, that is on the XNsigRBP list, along with its control were calculated. Signal in control was subtracted from signal in RIP; negative values were set to 0. </w:t>
-      </w:r>
-      <w:r>
-        <w:rPr>
-          <w:rFonts w:ascii="Arial" w:hAnsi="Arial" w:cs="Arial"/>
-          <w:highlight w:val="yellow"/>
-        </w:rPr>
-        <w:t>code: multicov_analysis_XN.R</w:t>
-      </w:r>
-    </w:p>
-    <w:p>
-      <w:pPr>
-        <w:rPr>
-          <w:rFonts w:ascii="Arial" w:hAnsi="Arial" w:cs="Arial"/>
-        </w:rPr>
-      </w:pPr>
-      <w:r>
-        <w:rPr>
-          <w:rFonts w:ascii="Arial" w:hAnsi="Arial" w:cs="Arial"/>
-        </w:rPr>
-        <w:t xml:space="preserve">For XIST, 19 RBPs that are significant at p 0.05 in the top5RBP list for all repeats were selected out of the 32 RBPs. Pairwise Pearson’s correlation values for these 19 proteins were calculated between all 6663 transcript rows in the resulting matrix. Pearson’s correlations were assigned the value “NA” if they involved signal values of “zero” across all bins in a given transcript. For transcripts that had non-zero signal values in at least one RIP, NA values were replaced with “0” values. 518 transcripts had NA values for all positions across all 19 RIPs and were removed from percentile calculation. </w:t>
+        <w:t xml:space="preserve">Replicate-averaged, RPM-normalized read densities in 25 </w:t>
+      </w:r>
+      <w:proofErr w:type="spellStart"/>
+      <w:r>
+        <w:rPr>
+          <w:rFonts w:ascii="Arial" w:hAnsi="Arial" w:cs="Arial"/>
+        </w:rPr>
+        <w:t>nt</w:t>
+      </w:r>
+      <w:proofErr w:type="spellEnd"/>
+      <w:r>
+        <w:rPr>
+          <w:rFonts w:ascii="Arial" w:hAnsi="Arial" w:cs="Arial"/>
+        </w:rPr>
+        <w:t xml:space="preserve"> bins across the set of 6663 </w:t>
+      </w:r>
+      <w:proofErr w:type="spellStart"/>
+      <w:r>
+        <w:rPr>
+          <w:rFonts w:ascii="Arial" w:hAnsi="Arial" w:cs="Arial"/>
+        </w:rPr>
+        <w:t>unspliced</w:t>
+      </w:r>
+      <w:proofErr w:type="spellEnd"/>
+      <w:r>
+        <w:rPr>
+          <w:rFonts w:ascii="Arial" w:hAnsi="Arial" w:cs="Arial"/>
+        </w:rPr>
+        <w:t xml:space="preserve"> transcripts for each RIP-seq protein target, that is on the </w:t>
+      </w:r>
+      <w:proofErr w:type="spellStart"/>
+      <w:r>
+        <w:rPr>
+          <w:rFonts w:ascii="Arial" w:hAnsi="Arial" w:cs="Arial"/>
+        </w:rPr>
+        <w:t>XNsigRBP</w:t>
+      </w:r>
+      <w:proofErr w:type="spellEnd"/>
+      <w:r>
+        <w:rPr>
+          <w:rFonts w:ascii="Arial" w:hAnsi="Arial" w:cs="Arial"/>
+        </w:rPr>
+        <w:t xml:space="preserve"> list, along with its control were calculated. Signal in control was subtracted from signal in RIP; negative values were set to 0. </w:t>
+      </w:r>
+      <w:r>
+        <w:rPr>
+          <w:rFonts w:ascii="Arial" w:hAnsi="Arial" w:cs="Arial"/>
+          <w:highlight w:val="yellow"/>
+        </w:rPr>
+        <w:t xml:space="preserve">code: </w:t>
+      </w:r>
+      <w:proofErr w:type="spellStart"/>
+      <w:r>
+        <w:rPr>
+          <w:rFonts w:ascii="Arial" w:hAnsi="Arial" w:cs="Arial"/>
+          <w:highlight w:val="yellow"/>
+        </w:rPr>
+        <w:t>multicov_analysis_</w:t>
+      </w:r>
+      <w:proofErr w:type="gramStart"/>
+      <w:r>
+        <w:rPr>
+          <w:rFonts w:ascii="Arial" w:hAnsi="Arial" w:cs="Arial"/>
+          <w:highlight w:val="yellow"/>
+        </w:rPr>
+        <w:t>XN.R</w:t>
+      </w:r>
+      <w:proofErr w:type="spellEnd"/>
+      <w:proofErr w:type="gramEnd"/>
+    </w:p>
+    <w:p>
+      <w:pPr>
+        <w:rPr>
+          <w:rFonts w:ascii="Arial" w:hAnsi="Arial" w:cs="Arial"/>
+        </w:rPr>
+      </w:pPr>
+      <w:r>
+        <w:rPr>
+          <w:rFonts w:ascii="Arial" w:hAnsi="Arial" w:cs="Arial"/>
+        </w:rPr>
+        <w:t xml:space="preserve">For XIST, 19 RBPs that are significant at p 0.05 in the top5RBP list for all repeats were selected out of the 32 RBPs. Pairwise Pearson’s correlation values for these 19 proteins were calculated between all 6663 transcript rows in the resulting matrix. Pearson’s correlations were assigned the value “NA” if they involved signal values of “zero” across all bins </w:t>
+      </w:r>
+      <w:proofErr w:type="gramStart"/>
+      <w:r>
+        <w:rPr>
+          <w:rFonts w:ascii="Arial" w:hAnsi="Arial" w:cs="Arial"/>
+        </w:rPr>
+        <w:t>in a given</w:t>
+      </w:r>
+      <w:proofErr w:type="gramEnd"/>
+      <w:r>
+        <w:rPr>
+          <w:rFonts w:ascii="Arial" w:hAnsi="Arial" w:cs="Arial"/>
+        </w:rPr>
+        <w:t xml:space="preserve"> transcript. For transcripts that had non-zero signal values in at least one RIP, NA values were replaced with “0” values. 518 transcripts had NA values for all positions across all 19 RIPs and were removed from percentile calculation. </w:t>
       </w:r>
     </w:p>
     <w:p>
@@ -2704,15 +4470,75 @@
         <w:rPr>
           <w:rFonts w:ascii="Arial" w:hAnsi="Arial" w:cs="Arial"/>
         </w:rPr>
-        <w:t xml:space="preserve">The network Pearson’s r values of unspliced pattern-matched XIST and NEAT1 transcripts were then compared with all unspliced transcripts with Wilcoxon rank-sum test to calculate the p value for whether the pattern-matched XIST and NEAT1 transcripts interacted with the RBPs in a significantly similar way with XIST or NEAT1 than any random unspliced transcript. </w:t>
-      </w:r>
-      <w:r>
-        <w:rPr>
-          <w:rFonts w:ascii="Arial" w:hAnsi="Arial" w:cs="Arial"/>
-          <w:highlight w:val="yellow"/>
-        </w:rPr>
-        <w:t>code: XN_network_pearson.R</w:t>
-      </w:r>
+        <w:t xml:space="preserve">The network Pearson’s r values of </w:t>
+      </w:r>
+      <w:proofErr w:type="spellStart"/>
+      <w:r>
+        <w:rPr>
+          <w:rFonts w:ascii="Arial" w:hAnsi="Arial" w:cs="Arial"/>
+        </w:rPr>
+        <w:t>unspliced</w:t>
+      </w:r>
+      <w:proofErr w:type="spellEnd"/>
+      <w:r>
+        <w:rPr>
+          <w:rFonts w:ascii="Arial" w:hAnsi="Arial" w:cs="Arial"/>
+        </w:rPr>
+        <w:t xml:space="preserve"> pattern-matched XIST and NEAT1 transcripts were then compared with all </w:t>
+      </w:r>
+      <w:proofErr w:type="spellStart"/>
+      <w:r>
+        <w:rPr>
+          <w:rFonts w:ascii="Arial" w:hAnsi="Arial" w:cs="Arial"/>
+        </w:rPr>
+        <w:t>unspliced</w:t>
+      </w:r>
+      <w:proofErr w:type="spellEnd"/>
+      <w:r>
+        <w:rPr>
+          <w:rFonts w:ascii="Arial" w:hAnsi="Arial" w:cs="Arial"/>
+        </w:rPr>
+        <w:t xml:space="preserve"> transcripts with Wilcoxon rank-sum test to calculate the p value for whether the pattern-matched XIST and NEAT1 transcripts interacted with the RBPs in a significantly similar way with XIST or NEAT1 than any random </w:t>
+      </w:r>
+      <w:proofErr w:type="spellStart"/>
+      <w:r>
+        <w:rPr>
+          <w:rFonts w:ascii="Arial" w:hAnsi="Arial" w:cs="Arial"/>
+        </w:rPr>
+        <w:t>unspliced</w:t>
+      </w:r>
+      <w:proofErr w:type="spellEnd"/>
+      <w:r>
+        <w:rPr>
+          <w:rFonts w:ascii="Arial" w:hAnsi="Arial" w:cs="Arial"/>
+        </w:rPr>
+        <w:t xml:space="preserve"> transcript. </w:t>
+      </w:r>
+      <w:r>
+        <w:rPr>
+          <w:rFonts w:ascii="Arial" w:hAnsi="Arial" w:cs="Arial"/>
+          <w:highlight w:val="yellow"/>
+        </w:rPr>
+        <w:t xml:space="preserve">code: </w:t>
+      </w:r>
+      <w:proofErr w:type="spellStart"/>
+      <w:r>
+        <w:rPr>
+          <w:rFonts w:ascii="Arial" w:hAnsi="Arial" w:cs="Arial"/>
+          <w:highlight w:val="yellow"/>
+        </w:rPr>
+        <w:t>XN_network_</w:t>
+      </w:r>
+      <w:proofErr w:type="gramStart"/>
+      <w:r>
+        <w:rPr>
+          <w:rFonts w:ascii="Arial" w:hAnsi="Arial" w:cs="Arial"/>
+          <w:highlight w:val="yellow"/>
+        </w:rPr>
+        <w:t>pearson.R</w:t>
+      </w:r>
+      <w:proofErr w:type="spellEnd"/>
+      <w:proofErr w:type="gramEnd"/>
     </w:p>
     <w:p>
       <w:pPr>
@@ -2736,8 +4562,16 @@
         <w:rPr>
           <w:rFonts w:ascii="Arial" w:hAnsi="Arial" w:cs="Arial"/>
         </w:rPr>
-        <w:t>relative stability of X and N like transcripts against unspliced</w:t>
-      </w:r>
+        <w:t xml:space="preserve">relative stability of X and N like transcripts against </w:t>
+      </w:r>
+      <w:proofErr w:type="spellStart"/>
+      <w:r>
+        <w:rPr>
+          <w:rFonts w:ascii="Arial" w:hAnsi="Arial" w:cs="Arial"/>
+        </w:rPr>
+        <w:t>unspliced</w:t>
+      </w:r>
+      <w:proofErr w:type="spellEnd"/>
       <w:r>
         <w:rPr>
           <w:rFonts w:ascii="Arial" w:hAnsi="Arial" w:cs="Arial"/>
@@ -2748,7 +4582,21 @@
         <w:rPr>
           <w:rFonts w:ascii="Arial" w:hAnsi="Arial" w:cs="Arial"/>
         </w:rPr>
-        <w:t xml:space="preserve"> and all transcripts (unspliced + spliced)</w:t>
+        <w:t xml:space="preserve"> and all transcripts (</w:t>
+      </w:r>
+      <w:proofErr w:type="spellStart"/>
+      <w:r>
+        <w:rPr>
+          <w:rFonts w:ascii="Arial" w:hAnsi="Arial" w:cs="Arial"/>
+        </w:rPr>
+        <w:t>unspliced</w:t>
+      </w:r>
+      <w:proofErr w:type="spellEnd"/>
+      <w:r>
+        <w:rPr>
+          <w:rFonts w:ascii="Arial" w:hAnsi="Arial" w:cs="Arial"/>
+        </w:rPr>
+        <w:t xml:space="preserve"> + spliced)</w:t>
       </w:r>
       <w:r>
         <w:rPr>
@@ -2776,12 +4624,21 @@
         </w:rPr>
         <w:t xml:space="preserve">code: </w:t>
       </w:r>
-      <w:r>
-        <w:rPr>
-          <w:rFonts w:ascii="Arial" w:hAnsi="Arial" w:cs="Arial"/>
-          <w:highlight w:val="yellow"/>
-        </w:rPr>
-        <w:t>XN_express_stability</w:t>
+      <w:proofErr w:type="spellStart"/>
+      <w:r>
+        <w:rPr>
+          <w:rFonts w:ascii="Arial" w:hAnsi="Arial" w:cs="Arial"/>
+          <w:highlight w:val="yellow"/>
+        </w:rPr>
+        <w:t>XN_express_</w:t>
+      </w:r>
+      <w:proofErr w:type="gramStart"/>
+      <w:r>
+        <w:rPr>
+          <w:rFonts w:ascii="Arial" w:hAnsi="Arial" w:cs="Arial"/>
+          <w:highlight w:val="yellow"/>
+        </w:rPr>
+        <w:t>stability</w:t>
       </w:r>
       <w:r>
         <w:rPr>
@@ -2790,6 +4647,8 @@
         </w:rPr>
         <w:t>.R</w:t>
       </w:r>
+      <w:proofErr w:type="spellEnd"/>
+      <w:proofErr w:type="gramEnd"/>
     </w:p>
     <w:p>
       <w:pPr>
@@ -2859,7 +4718,21 @@
         <w:rPr>
           <w:rFonts w:ascii="Arial" w:hAnsi="Arial" w:cs="Arial"/>
         </w:rPr>
-        <w:t xml:space="preserve"> for both spliced and unspliced form</w:t>
+        <w:t xml:space="preserve"> for both spliced and </w:t>
+      </w:r>
+      <w:proofErr w:type="spellStart"/>
+      <w:r>
+        <w:rPr>
+          <w:rFonts w:ascii="Arial" w:hAnsi="Arial" w:cs="Arial"/>
+        </w:rPr>
+        <w:t>unspliced</w:t>
+      </w:r>
+      <w:proofErr w:type="spellEnd"/>
+      <w:r>
+        <w:rPr>
+          <w:rFonts w:ascii="Arial" w:hAnsi="Arial" w:cs="Arial"/>
+        </w:rPr>
+        <w:t xml:space="preserve"> form</w:t>
       </w:r>
     </w:p>
     <w:p>
@@ -2924,6 +4797,7 @@
         </w:rPr>
         <w:t xml:space="preserve"> </w:t>
       </w:r>
+      <w:proofErr w:type="spellStart"/>
       <w:r>
         <w:rPr>
           <w:rFonts w:ascii="Arial" w:hAnsi="Arial" w:cs="Arial"/>
@@ -2931,6 +4805,7 @@
         </w:rPr>
         <w:t>gridsearch</w:t>
       </w:r>
+      <w:proofErr w:type="spellEnd"/>
       <w:r>
         <w:rPr>
           <w:rFonts w:ascii="Arial" w:hAnsi="Arial" w:cs="Arial"/>
@@ -2955,11 +4830,33 @@
         </w:rPr>
         <w:t xml:space="preserve">optimized </w:t>
       </w:r>
-      <w:r>
-        <w:rPr>
-          <w:rFonts w:ascii="Arial" w:hAnsi="Arial" w:cs="Arial"/>
-        </w:rPr>
-        <w:t xml:space="preserve">qT and nT </w:t>
+      <w:proofErr w:type="spellStart"/>
+      <w:r>
+        <w:rPr>
+          <w:rFonts w:ascii="Arial" w:hAnsi="Arial" w:cs="Arial"/>
+        </w:rPr>
+        <w:t>qT</w:t>
+      </w:r>
+      <w:proofErr w:type="spellEnd"/>
+      <w:r>
+        <w:rPr>
+          <w:rFonts w:ascii="Arial" w:hAnsi="Arial" w:cs="Arial"/>
+        </w:rPr>
+        <w:t xml:space="preserve"> and </w:t>
+      </w:r>
+      <w:proofErr w:type="spellStart"/>
+      <w:r>
+        <w:rPr>
+          <w:rFonts w:ascii="Arial" w:hAnsi="Arial" w:cs="Arial"/>
+        </w:rPr>
+        <w:t>nT</w:t>
+      </w:r>
+      <w:proofErr w:type="spellEnd"/>
+      <w:r>
+        <w:rPr>
+          <w:rFonts w:ascii="Arial" w:hAnsi="Arial" w:cs="Arial"/>
+        </w:rPr>
+        <w:t xml:space="preserve"> </w:t>
       </w:r>
       <w:r>
         <w:rPr>
@@ -2978,7 +4875,21 @@
         <w:rPr>
           <w:rFonts w:ascii="Arial" w:hAnsi="Arial" w:cs="Arial"/>
         </w:rPr>
-        <w:t>run seqstosummary with each indiv</w:t>
+        <w:t xml:space="preserve">run </w:t>
+      </w:r>
+      <w:proofErr w:type="spellStart"/>
+      <w:r>
+        <w:rPr>
+          <w:rFonts w:ascii="Arial" w:hAnsi="Arial" w:cs="Arial"/>
+        </w:rPr>
+        <w:t>seqstosummary</w:t>
+      </w:r>
+      <w:proofErr w:type="spellEnd"/>
+      <w:r>
+        <w:rPr>
+          <w:rFonts w:ascii="Arial" w:hAnsi="Arial" w:cs="Arial"/>
+        </w:rPr>
+        <w:t xml:space="preserve"> with each indiv</w:t>
       </w:r>
       <w:r>
         <w:rPr>
@@ -3014,13 +4925,55 @@
         <w:rPr>
           <w:rFonts w:ascii="Arial" w:hAnsi="Arial" w:cs="Arial"/>
         </w:rPr>
-        <w:t xml:space="preserve"> with three p val thresholds</w:t>
-      </w:r>
-      <w:r>
-        <w:rPr>
-          <w:rFonts w:ascii="Arial" w:hAnsi="Arial" w:cs="Arial"/>
-        </w:rPr>
-        <w:t xml:space="preserve">, using optimized qT and nT and length filters that are saved under </w:t>
+        <w:t xml:space="preserve"> with three p </w:t>
+      </w:r>
+      <w:proofErr w:type="spellStart"/>
+      <w:r>
+        <w:rPr>
+          <w:rFonts w:ascii="Arial" w:hAnsi="Arial" w:cs="Arial"/>
+        </w:rPr>
+        <w:t>val</w:t>
+      </w:r>
+      <w:proofErr w:type="spellEnd"/>
+      <w:r>
+        <w:rPr>
+          <w:rFonts w:ascii="Arial" w:hAnsi="Arial" w:cs="Arial"/>
+        </w:rPr>
+        <w:t xml:space="preserve"> thresholds</w:t>
+      </w:r>
+      <w:r>
+        <w:rPr>
+          <w:rFonts w:ascii="Arial" w:hAnsi="Arial" w:cs="Arial"/>
+        </w:rPr>
+        <w:t xml:space="preserve">, using optimized </w:t>
+      </w:r>
+      <w:proofErr w:type="spellStart"/>
+      <w:r>
+        <w:rPr>
+          <w:rFonts w:ascii="Arial" w:hAnsi="Arial" w:cs="Arial"/>
+        </w:rPr>
+        <w:t>qT</w:t>
+      </w:r>
+      <w:proofErr w:type="spellEnd"/>
+      <w:r>
+        <w:rPr>
+          <w:rFonts w:ascii="Arial" w:hAnsi="Arial" w:cs="Arial"/>
+        </w:rPr>
+        <w:t xml:space="preserve"> and </w:t>
+      </w:r>
+      <w:proofErr w:type="spellStart"/>
+      <w:r>
+        <w:rPr>
+          <w:rFonts w:ascii="Arial" w:hAnsi="Arial" w:cs="Arial"/>
+        </w:rPr>
+        <w:t>nT</w:t>
+      </w:r>
+      <w:proofErr w:type="spellEnd"/>
+      <w:r>
+        <w:rPr>
+          <w:rFonts w:ascii="Arial" w:hAnsi="Arial" w:cs="Arial"/>
+        </w:rPr>
+        <w:t xml:space="preserve"> and length filters that are saved under </w:t>
       </w:r>
       <w:r>
         <w:rPr>
@@ -3035,6 +4988,7 @@
         </w:rPr>
         <w:t xml:space="preserve"> save under </w:t>
       </w:r>
+      <w:proofErr w:type="spellStart"/>
       <w:r>
         <w:rPr>
           <w:rFonts w:ascii="Arial" w:hAnsi="Arial" w:cs="Arial"/>
@@ -3042,6 +4996,7 @@
         </w:rPr>
         <w:t>filterfiles</w:t>
       </w:r>
+      <w:proofErr w:type="spellEnd"/>
       <w:r>
         <w:rPr>
           <w:rFonts w:ascii="Arial" w:hAnsi="Arial" w:cs="Arial"/>
@@ -3092,7 +5047,21 @@
         <w:rPr>
           <w:rFonts w:ascii="Arial" w:hAnsi="Arial" w:cs="Arial"/>
         </w:rPr>
-        <w:t xml:space="preserve"> in the unspliced and spliced pool.</w:t>
+        <w:t xml:space="preserve"> in the </w:t>
+      </w:r>
+      <w:proofErr w:type="spellStart"/>
+      <w:r>
+        <w:rPr>
+          <w:rFonts w:ascii="Arial" w:hAnsi="Arial" w:cs="Arial"/>
+        </w:rPr>
+        <w:t>unspliced</w:t>
+      </w:r>
+      <w:proofErr w:type="spellEnd"/>
+      <w:r>
+        <w:rPr>
+          <w:rFonts w:ascii="Arial" w:hAnsi="Arial" w:cs="Arial"/>
+        </w:rPr>
+        <w:t xml:space="preserve"> and spliced pool.</w:t>
       </w:r>
       <w:r>
         <w:rPr>
@@ -3104,7 +5073,21 @@
         <w:rPr>
           <w:rFonts w:ascii="Arial" w:hAnsi="Arial" w:cs="Arial"/>
         </w:rPr>
-        <w:t xml:space="preserve"> over activator and repressor (sig_covered_bp)</w:t>
+        <w:t xml:space="preserve"> over activator and repressor (</w:t>
+      </w:r>
+      <w:proofErr w:type="spellStart"/>
+      <w:r>
+        <w:rPr>
+          <w:rFonts w:ascii="Arial" w:hAnsi="Arial" w:cs="Arial"/>
+        </w:rPr>
+        <w:t>sig_covered_bp</w:t>
+      </w:r>
+      <w:proofErr w:type="spellEnd"/>
+      <w:r>
+        <w:rPr>
+          <w:rFonts w:ascii="Arial" w:hAnsi="Arial" w:cs="Arial"/>
+        </w:rPr>
+        <w:t>)</w:t>
       </w:r>
       <w:r>
         <w:rPr>
@@ -3128,8 +5111,30 @@
         <w:rPr>
           <w:rFonts w:ascii="Arial" w:hAnsi="Arial" w:cs="Arial"/>
         </w:rPr>
-        <w:t>, with nonsig_bp = total length - sig_covered_bp</w:t>
-      </w:r>
+        <w:t xml:space="preserve">, with </w:t>
+      </w:r>
+      <w:proofErr w:type="spellStart"/>
+      <w:r>
+        <w:rPr>
+          <w:rFonts w:ascii="Arial" w:hAnsi="Arial" w:cs="Arial"/>
+        </w:rPr>
+        <w:t>nonsig_bp</w:t>
+      </w:r>
+      <w:proofErr w:type="spellEnd"/>
+      <w:r>
+        <w:rPr>
+          <w:rFonts w:ascii="Arial" w:hAnsi="Arial" w:cs="Arial"/>
+        </w:rPr>
+        <w:t xml:space="preserve"> = total length - </w:t>
+      </w:r>
+      <w:proofErr w:type="spellStart"/>
+      <w:r>
+        <w:rPr>
+          <w:rFonts w:ascii="Arial" w:hAnsi="Arial" w:cs="Arial"/>
+        </w:rPr>
+        <w:t>sig_covered_bp</w:t>
+      </w:r>
+      <w:proofErr w:type="spellEnd"/>
       <w:r>
         <w:rPr>
           <w:rFonts w:ascii="Arial" w:hAnsi="Arial" w:cs="Arial"/>
@@ -3147,8 +5152,30 @@
         <w:rPr>
           <w:rFonts w:ascii="Arial" w:hAnsi="Arial" w:cs="Arial"/>
         </w:rPr>
-        <w:t xml:space="preserve">                       sig_covered_bp        nonsig_bp</w:t>
-      </w:r>
+        <w:t xml:space="preserve">                       </w:t>
+      </w:r>
+      <w:proofErr w:type="spellStart"/>
+      <w:r>
+        <w:rPr>
+          <w:rFonts w:ascii="Arial" w:hAnsi="Arial" w:cs="Arial"/>
+        </w:rPr>
+        <w:t>sig_covered_bp</w:t>
+      </w:r>
+      <w:proofErr w:type="spellEnd"/>
+      <w:r>
+        <w:rPr>
+          <w:rFonts w:ascii="Arial" w:hAnsi="Arial" w:cs="Arial"/>
+        </w:rPr>
+        <w:t xml:space="preserve">        </w:t>
+      </w:r>
+      <w:proofErr w:type="spellStart"/>
+      <w:r>
+        <w:rPr>
+          <w:rFonts w:ascii="Arial" w:hAnsi="Arial" w:cs="Arial"/>
+        </w:rPr>
+        <w:t>nonsig_bp</w:t>
+      </w:r>
+      <w:proofErr w:type="spellEnd"/>
     </w:p>
     <w:p>
       <w:pPr>
@@ -3240,7 +5267,35 @@
         <w:rPr>
           <w:rFonts w:ascii="Arial" w:hAnsi="Arial" w:cs="Arial"/>
         </w:rPr>
-        <w:t xml:space="preserve"> pval for each functional domain across all three pval thresholds</w:t>
+        <w:t xml:space="preserve"> </w:t>
+      </w:r>
+      <w:proofErr w:type="spellStart"/>
+      <w:r>
+        <w:rPr>
+          <w:rFonts w:ascii="Arial" w:hAnsi="Arial" w:cs="Arial"/>
+        </w:rPr>
+        <w:t>pval</w:t>
+      </w:r>
+      <w:proofErr w:type="spellEnd"/>
+      <w:r>
+        <w:rPr>
+          <w:rFonts w:ascii="Arial" w:hAnsi="Arial" w:cs="Arial"/>
+        </w:rPr>
+        <w:t xml:space="preserve"> for each functional domain across all three </w:t>
+      </w:r>
+      <w:proofErr w:type="spellStart"/>
+      <w:r>
+        <w:rPr>
+          <w:rFonts w:ascii="Arial" w:hAnsi="Arial" w:cs="Arial"/>
+        </w:rPr>
+        <w:t>pval</w:t>
+      </w:r>
+      <w:proofErr w:type="spellEnd"/>
+      <w:r>
+        <w:rPr>
+          <w:rFonts w:ascii="Arial" w:hAnsi="Arial" w:cs="Arial"/>
+        </w:rPr>
+        <w:t xml:space="preserve"> thresholds</w:t>
       </w:r>
       <w:r>
         <w:rPr>
@@ -3254,6 +5309,7 @@
         </w:rPr>
         <w:t xml:space="preserve">code: </w:t>
       </w:r>
+      <w:proofErr w:type="spellStart"/>
       <w:r>
         <w:rPr>
           <w:rFonts w:ascii="Arial" w:hAnsi="Arial" w:cs="Arial"/>
@@ -3266,7 +5322,15 @@
           <w:rFonts w:ascii="Arial" w:hAnsi="Arial" w:cs="Arial"/>
           <w:highlight w:val="yellow"/>
         </w:rPr>
-        <w:t>_hb</w:t>
+        <w:t>_</w:t>
+      </w:r>
+      <w:proofErr w:type="gramStart"/>
+      <w:r>
+        <w:rPr>
+          <w:rFonts w:ascii="Arial" w:hAnsi="Arial" w:cs="Arial"/>
+          <w:highlight w:val="yellow"/>
+        </w:rPr>
+        <w:t>hb</w:t>
       </w:r>
       <w:r>
         <w:rPr>
@@ -3275,6 +5339,8 @@
         </w:rPr>
         <w:t>.R</w:t>
       </w:r>
+      <w:proofErr w:type="spellEnd"/>
+      <w:proofErr w:type="gramEnd"/>
     </w:p>
     <w:p>
       <w:pPr>
@@ -3322,7 +5388,21 @@
         <w:rPr>
           <w:rFonts w:ascii="Arial" w:hAnsi="Arial" w:cs="Arial"/>
         </w:rPr>
-        <w:t xml:space="preserve">queries and check the Pearson’s correlation with the percent_diff. </w:t>
+        <w:t xml:space="preserve">queries and check the Pearson’s correlation with the </w:t>
+      </w:r>
+      <w:proofErr w:type="spellStart"/>
+      <w:r>
+        <w:rPr>
+          <w:rFonts w:ascii="Arial" w:hAnsi="Arial" w:cs="Arial"/>
+        </w:rPr>
+        <w:t>percent_diff</w:t>
+      </w:r>
+      <w:proofErr w:type="spellEnd"/>
+      <w:r>
+        <w:rPr>
+          <w:rFonts w:ascii="Arial" w:hAnsi="Arial" w:cs="Arial"/>
+        </w:rPr>
+        <w:t xml:space="preserve">. </w:t>
       </w:r>
       <w:r>
         <w:rPr>
@@ -3330,13 +5410,24 @@
         </w:rPr>
         <w:t xml:space="preserve">code: </w:t>
       </w:r>
-      <w:r>
-        <w:rPr>
-          <w:rFonts w:ascii="Arial" w:hAnsi="Arial" w:cs="Arial"/>
-          <w:highlight w:val="yellow"/>
-        </w:rPr>
-        <w:t>stats_hb.R</w:t>
-      </w:r>
+      <w:proofErr w:type="spellStart"/>
+      <w:r>
+        <w:rPr>
+          <w:rFonts w:ascii="Arial" w:hAnsi="Arial" w:cs="Arial"/>
+          <w:highlight w:val="yellow"/>
+        </w:rPr>
+        <w:t>stats_</w:t>
+      </w:r>
+      <w:proofErr w:type="gramStart"/>
+      <w:r>
+        <w:rPr>
+          <w:rFonts w:ascii="Arial" w:hAnsi="Arial" w:cs="Arial"/>
+          <w:highlight w:val="yellow"/>
+        </w:rPr>
+        <w:t>hb.R</w:t>
+      </w:r>
+      <w:proofErr w:type="spellEnd"/>
+      <w:proofErr w:type="gramEnd"/>
     </w:p>
     <w:p>
       <w:pPr>
@@ -3356,7 +5447,7 @@
 </file>
 
 <file path=word/styles.xml><?xml version="1.0" encoding="utf-8"?>
-<w:styles xmlns:mc="http://schemas.openxmlformats.org/markup-compatibility/2006" xmlns:r="http://schemas.openxmlformats.org/officeDocument/2006/relationships" xmlns:w="http://schemas.openxmlformats.org/wordprocessingml/2006/main" xmlns:w14="http://schemas.microsoft.com/office/word/2010/wordml" xmlns:w15="http://schemas.microsoft.com/office/word/2012/wordml" xmlns:w16cex="http://schemas.microsoft.com/office/word/2018/wordml/cex" xmlns:w16cid="http://schemas.microsoft.com/office/word/2016/wordml/cid" xmlns:w16="http://schemas.microsoft.com/office/word/2018/wordml" xmlns:w16sdtdh="http://schemas.microsoft.com/office/word/2020/wordml/sdtdatahash" xmlns:w16se="http://schemas.microsoft.com/office/word/2015/wordml/symex" mc:Ignorable="w14 w15 w16se w16cid w16 w16cex w16sdtdh">
+<w:styles xmlns:mc="http://schemas.openxmlformats.org/markup-compatibility/2006" xmlns:r="http://schemas.openxmlformats.org/officeDocument/2006/relationships" xmlns:w="http://schemas.openxmlformats.org/wordprocessingml/2006/main" xmlns:w14="http://schemas.microsoft.com/office/word/2010/wordml" xmlns:w15="http://schemas.microsoft.com/office/word/2012/wordml" xmlns:w16cex="http://schemas.microsoft.com/office/word/2018/wordml/cex" xmlns:w16cid="http://schemas.microsoft.com/office/word/2016/wordml/cid" xmlns:w16="http://schemas.microsoft.com/office/word/2018/wordml" xmlns:w16sdtdh="http://schemas.microsoft.com/office/word/2020/wordml/sdtdatahash" xmlns:w16sdtfl="http://schemas.microsoft.com/office/word/2024/wordml/sdtformatlock" xmlns:w16se="http://schemas.microsoft.com/office/word/2015/wordml/symex" xmlns:w16du="http://schemas.microsoft.com/office/word/2023/wordml/word16du" mc:Ignorable="w14 w15 w16se w16cid w16 w16cex w16sdtdh w16sdtfl w16du">
   <w:docDefaults>
     <w:rPrDefault>
       <w:rPr>
